--- a/ReportTemplate/VendorContract.docx
+++ b/ReportTemplate/VendorContract.docx
@@ -37,7 +37,7 @@
           <w:placeholder>
             <w:docPart w:val="DefaultPlaceholder_-1854013440"/>
           </w:placeholder>
-          <w15:dataBinding w:prefixMappings="xmlns:ns0='urn:microsoft-dynamics-nav/reports/Vendor_Contract/53751/' " w:xpath="/ns0:NavWordReportXmlPart[1]/ns0:Vendor_Contract[1]/ns0:Day[1]" w:storeItemID="{08D28C89-14E3-4377-ADB6-0070883318FA}" w16sdtdh:storeItemChecksum="QJdUGw=="/>
+          <w15:dataBinding w:prefixMappings="xmlns:ns0='urn:microsoft-dynamics-nav/reports/Vendor_Contract/53751/' " w:xpath="/ns0:NavWordReportXmlPart[1]/ns0:Vendor_Contract[1]/ns0:Day[1]" w:storeItemID="{08D28C89-14E3-4377-ADB6-0070883318FA}" w16sdtdh:storeItemChecksum="X2aM/w=="/>
         </w:sdtPr>
         <w:sdtContent>
           <w:r>
@@ -62,7 +62,7 @@
           <w:placeholder>
             <w:docPart w:val="DefaultPlaceholder_-1854013440"/>
           </w:placeholder>
-          <w15:dataBinding w:prefixMappings="xmlns:ns0='urn:microsoft-dynamics-nav/reports/Vendor_Contract/53751/' " w:xpath="/ns0:NavWordReportXmlPart[1]/ns0:Vendor_Contract[1]/ns0:Month[1]" w:storeItemID="{08D28C89-14E3-4377-ADB6-0070883318FA}" w16sdtdh:storeItemChecksum="QJdUGw=="/>
+          <w15:dataBinding w:prefixMappings="xmlns:ns0='urn:microsoft-dynamics-nav/reports/Vendor_Contract/53751/' " w:xpath="/ns0:NavWordReportXmlPart[1]/ns0:Vendor_Contract[1]/ns0:Month[1]" w:storeItemID="{08D28C89-14E3-4377-ADB6-0070883318FA}" w16sdtdh:storeItemChecksum="X2aM/w=="/>
         </w:sdtPr>
         <w:sdtContent>
           <w:r>
@@ -79,7 +79,7 @@
           <w:placeholder>
             <w:docPart w:val="DefaultPlaceholder_-1854013440"/>
           </w:placeholder>
-          <w15:dataBinding w:prefixMappings="xmlns:ns0='urn:microsoft-dynamics-nav/reports/Vendor_Contract/53751/' " w:xpath="/ns0:NavWordReportXmlPart[1]/ns0:Vendor_Contract[1]/ns0:Year[1]" w:storeItemID="{08D28C89-14E3-4377-ADB6-0070883318FA}" w16sdtdh:storeItemChecksum="QJdUGw=="/>
+          <w15:dataBinding w:prefixMappings="xmlns:ns0='urn:microsoft-dynamics-nav/reports/Vendor_Contract/53751/' " w:xpath="/ns0:NavWordReportXmlPart[1]/ns0:Vendor_Contract[1]/ns0:Year[1]" w:storeItemID="{08D28C89-14E3-4377-ADB6-0070883318FA}" w16sdtdh:storeItemChecksum="X2aM/w=="/>
         </w:sdtPr>
         <w:sdtContent>
           <w:r>
@@ -488,13 +488,31 @@
       <w:r>
         <w:t xml:space="preserve">Incoterms: </w:t>
       </w:r>
-      <w:r>
-        <w:rPr>
-          <w:b w:val="0"/>
-          <w:bCs w:val="0"/>
-        </w:rPr>
-        <w:t>Specify applicable Incoterms</w:t>
-      </w:r>
+      <w:sdt>
+        <w:sdtPr>
+          <w:rPr>
+            <w:b w:val="0"/>
+            <w:bCs w:val="0"/>
+          </w:rPr>
+          <w:alias w:val="#Nav: /Vendor_Contract/Incoterms"/>
+          <w:tag w:val="#Nav: Vendor_Contract/53751"/>
+          <w:id w:val="1115870220"/>
+          <w:placeholder>
+            <w:docPart w:val="DefaultPlaceholder_-1854013440"/>
+          </w:placeholder>
+          <w:dataBinding w:prefixMappings="xmlns:ns0='urn:microsoft-dynamics-nav/reports/Vendor_Contract/53751/'" w:xpath="/ns0:NavWordReportXmlPart[1]/ns0:Vendor_Contract[1]/ns0:Incoterms[1]" w:storeItemID="{08D28C89-14E3-4377-ADB6-0070883318FA}"/>
+          <w:text/>
+        </w:sdtPr>
+        <w:sdtContent>
+          <w:r>
+            <w:rPr>
+              <w:b w:val="0"/>
+              <w:bCs w:val="0"/>
+            </w:rPr>
+            <w:t>Incoterms</w:t>
+          </w:r>
+        </w:sdtContent>
+      </w:sdt>
     </w:p>
     <w:p>
       <w:pPr>
@@ -511,13 +529,33 @@
       <w:r>
         <w:t xml:space="preserve">Late Delivery Penalty: </w:t>
       </w:r>
-      <w:r>
-        <w:rPr>
-          <w:b w:val="0"/>
-          <w:bCs w:val="0"/>
-        </w:rPr>
-        <w:t>[Specify penalty, ex: 0.25% of order value per day]</w:t>
-      </w:r>
+      <w:sdt>
+        <w:sdtPr>
+          <w:rPr>
+            <w:b w:val="0"/>
+            <w:bCs w:val="0"/>
+          </w:rPr>
+          <w:id w:val="1710383175"/>
+          <w:placeholder>
+            <w:docPart w:val="DefaultPlaceholder_-1854013440"/>
+          </w:placeholder>
+          <w:dataBinding w:prefixMappings="xmlns:ns0='urn:microsoft-dynamics-nav/reports/Vendor_Contract/53751/'" w:xpath="/ns0:NavWordReportXmlPart[1]/ns0:Vendor_Contract[1]/ns0:PenaltyClauses[1]" w:storeItemID="{08D28C89-14E3-4377-ADB6-0070883318FA}"/>
+          <w:text/>
+          <w:alias w:val="#Nav: /Vendor_Contract/PenaltyClauses"/>
+          <w:tag w:val="#Nav: Vendor_Contract/53751"/>
+        </w:sdtPr>
+        <w:sdtContent>
+          <w:proofErr w:type="spellStart"/>
+          <w:r>
+            <w:rPr>
+              <w:b w:val="0"/>
+              <w:bCs w:val="0"/>
+            </w:rPr>
+            <w:t>PenaltyClauses</w:t>
+          </w:r>
+          <w:proofErr w:type="spellEnd"/>
+        </w:sdtContent>
+      </w:sdt>
     </w:p>
     <w:p>
       <w:pPr>
@@ -551,7 +589,41 @@
           <w:b w:val="0"/>
           <w:bCs w:val="0"/>
         </w:rPr>
-        <w:t>AED [Amount] (exclusive of VAT)</w:t>
+        <w:t xml:space="preserve">AED </w:t>
+      </w:r>
+      <w:sdt>
+        <w:sdtPr>
+          <w:rPr>
+            <w:b w:val="0"/>
+            <w:bCs w:val="0"/>
+          </w:rPr>
+          <w:alias w:val="#Nav: /Vendor_Contract/Contract_Amount"/>
+          <w:tag w:val="#Nav: Vendor_Contract/53751"/>
+          <w:id w:val="-312948713"/>
+          <w:placeholder>
+            <w:docPart w:val="DefaultPlaceholder_-1854013440"/>
+          </w:placeholder>
+          <w:dataBinding w:prefixMappings="xmlns:ns0='urn:microsoft-dynamics-nav/reports/Vendor_Contract/53751/'" w:xpath="/ns0:NavWordReportXmlPart[1]/ns0:Vendor_Contract[1]/ns0:Contract_Amount[1]" w:storeItemID="{08D28C89-14E3-4377-ADB6-0070883318FA}"/>
+          <w:text/>
+        </w:sdtPr>
+        <w:sdtContent>
+          <w:proofErr w:type="spellStart"/>
+          <w:r>
+            <w:rPr>
+              <w:b w:val="0"/>
+              <w:bCs w:val="0"/>
+            </w:rPr>
+            <w:t>Contract_Amount</w:t>
+          </w:r>
+          <w:proofErr w:type="spellEnd"/>
+        </w:sdtContent>
+      </w:sdt>
+      <w:r>
+        <w:rPr>
+          <w:b w:val="0"/>
+          <w:bCs w:val="0"/>
+        </w:rPr>
+        <w:t xml:space="preserve"> (exclusive of VAT)</w:t>
       </w:r>
     </w:p>
     <w:p>
@@ -677,13 +749,33 @@
         <w:lastRenderedPageBreak/>
         <w:t xml:space="preserve">Payment Method: </w:t>
       </w:r>
-      <w:r>
-        <w:rPr>
-          <w:b w:val="0"/>
-          <w:bCs w:val="0"/>
-        </w:rPr>
-        <w:t>Bank transfer to Vendor’s account</w:t>
-      </w:r>
+      <w:sdt>
+        <w:sdtPr>
+          <w:rPr>
+            <w:b w:val="0"/>
+            <w:bCs w:val="0"/>
+          </w:rPr>
+          <w:alias w:val="#Nav: /Vendor_Contract/PaymentMethod"/>
+          <w:tag w:val="#Nav: Vendor_Contract/53751"/>
+          <w:id w:val="1892916356"/>
+          <w:placeholder>
+            <w:docPart w:val="DefaultPlaceholder_-1854013440"/>
+          </w:placeholder>
+          <w:dataBinding w:prefixMappings="xmlns:ns0='urn:microsoft-dynamics-nav/reports/Vendor_Contract/53751/'" w:xpath="/ns0:NavWordReportXmlPart[1]/ns0:Vendor_Contract[1]/ns0:PaymentMethod[1]" w:storeItemID="{08D28C89-14E3-4377-ADB6-0070883318FA}"/>
+          <w:text/>
+        </w:sdtPr>
+        <w:sdtContent>
+          <w:proofErr w:type="spellStart"/>
+          <w:r>
+            <w:rPr>
+              <w:b w:val="0"/>
+              <w:bCs w:val="0"/>
+            </w:rPr>
+            <w:t>PaymentMethod</w:t>
+          </w:r>
+          <w:proofErr w:type="spellEnd"/>
+        </w:sdtContent>
+      </w:sdt>
     </w:p>
     <w:p>
       <w:pPr>
@@ -717,30 +809,62 @@
         <w:t>The Vendor warrants that all goods/services shall conform to UAE standards, including but not limited to:</w:t>
       </w:r>
     </w:p>
-    <w:p>
-      <w:pPr>
-        <w:numPr>
-          <w:ilvl w:val="1"/>
-          <w:numId w:val="4"/>
-        </w:numPr>
-        <w:jc w:val="both"/>
-      </w:pPr>
-      <w:r>
-        <w:t xml:space="preserve">UAE Regulatory Requirements </w:t>
-      </w:r>
-    </w:p>
-    <w:p>
-      <w:pPr>
-        <w:numPr>
-          <w:ilvl w:val="1"/>
-          <w:numId w:val="4"/>
-        </w:numPr>
-        <w:jc w:val="both"/>
-      </w:pPr>
-      <w:r>
-        <w:t xml:space="preserve">Industry Standards </w:t>
-      </w:r>
-    </w:p>
+    <w:sdt>
+      <w:sdtPr>
+        <w:alias w:val="#Nav: /Vendor_Contract/UAERegulatoryRequiements"/>
+        <w:tag w:val="#Nav: Vendor_Contract/53751"/>
+        <w:id w:val="-1788041400"/>
+        <w:placeholder>
+          <w:docPart w:val="DefaultPlaceholder_-1854013440"/>
+        </w:placeholder>
+        <w:dataBinding w:prefixMappings="xmlns:ns0='urn:microsoft-dynamics-nav/reports/Vendor_Contract/53751/'" w:xpath="/ns0:NavWordReportXmlPart[1]/ns0:Vendor_Contract[1]/ns0:UAERegulatoryRequiements[1]" w:storeItemID="{08D28C89-14E3-4377-ADB6-0070883318FA}"/>
+        <w:text/>
+      </w:sdtPr>
+      <w:sdtContent>
+        <w:p>
+          <w:pPr>
+            <w:numPr>
+              <w:ilvl w:val="1"/>
+              <w:numId w:val="4"/>
+            </w:numPr>
+            <w:jc w:val="both"/>
+          </w:pPr>
+          <w:proofErr w:type="spellStart"/>
+          <w:r>
+            <w:t>UAERegulatoryRequiements</w:t>
+          </w:r>
+          <w:proofErr w:type="spellEnd"/>
+        </w:p>
+      </w:sdtContent>
+    </w:sdt>
+    <w:sdt>
+      <w:sdtPr>
+        <w:alias w:val="#Nav: /Vendor_Contract/IndustryStandards"/>
+        <w:tag w:val="#Nav: Vendor_Contract/53751"/>
+        <w:id w:val="1311288513"/>
+        <w:placeholder>
+          <w:docPart w:val="DefaultPlaceholder_-1854013440"/>
+        </w:placeholder>
+        <w:dataBinding w:prefixMappings="xmlns:ns0='urn:microsoft-dynamics-nav/reports/Vendor_Contract/53751/'" w:xpath="/ns0:NavWordReportXmlPart[1]/ns0:Vendor_Contract[1]/ns0:IndustryStandards[1]" w:storeItemID="{08D28C89-14E3-4377-ADB6-0070883318FA}"/>
+        <w:text/>
+      </w:sdtPr>
+      <w:sdtContent>
+        <w:p>
+          <w:pPr>
+            <w:numPr>
+              <w:ilvl w:val="1"/>
+              <w:numId w:val="4"/>
+            </w:numPr>
+            <w:jc w:val="both"/>
+          </w:pPr>
+          <w:proofErr w:type="spellStart"/>
+          <w:r>
+            <w:t>IndustryStandards</w:t>
+          </w:r>
+          <w:proofErr w:type="spellEnd"/>
+        </w:p>
+      </w:sdtContent>
+    </w:sdt>
     <w:p>
       <w:pPr>
         <w:numPr>
@@ -1111,9 +1235,25 @@
         </w:rPr>
         <w:t xml:space="preserve">Amicable settlement; if unresolved, disputes shall be referred to the </w:t>
       </w:r>
-      <w:r>
-        <w:t>[Dubai Courts / DIFC / ADGM Courts]</w:t>
-      </w:r>
+      <w:sdt>
+        <w:sdtPr>
+          <w:alias w:val="#Nav: /Vendor_Contract/DisputeResolution"/>
+          <w:tag w:val="#Nav: Vendor_Contract/53751"/>
+          <w:id w:val="1295797872"/>
+          <w:placeholder>
+            <w:docPart w:val="DefaultPlaceholder_-1854013440"/>
+          </w:placeholder>
+          <w:dataBinding w:prefixMappings="xmlns:ns0='urn:microsoft-dynamics-nav/reports/Vendor_Contract/53751/'" w:xpath="/ns0:NavWordReportXmlPart[1]/ns0:Vendor_Contract[1]/ns0:DisputeResolution[1]" w:storeItemID="{08D28C89-14E3-4377-ADB6-0070883318FA}"/>
+          <w:text/>
+        </w:sdtPr>
+        <w:sdtContent>
+          <w:proofErr w:type="spellStart"/>
+          <w:r>
+            <w:t>DisputeResolution</w:t>
+          </w:r>
+          <w:proofErr w:type="spellEnd"/>
+        </w:sdtContent>
+      </w:sdt>
     </w:p>
     <w:p>
       <w:pPr>
@@ -1269,13 +1409,32 @@
     </w:p>
     <w:p>
       <w:r>
-        <w:t>For [Client Name]</w:t>
-      </w:r>
+        <w:t xml:space="preserve">For </w:t>
+      </w:r>
+      <w:sdt>
+        <w:sdtPr>
+          <w:alias w:val="#Nav: /Vendor_Contract/CompanyName"/>
+          <w:tag w:val="#Nav: Vendor_Contract/53751"/>
+          <w:id w:val="1353607033"/>
+          <w:placeholder>
+            <w:docPart w:val="DefaultPlaceholder_-1854013440"/>
+          </w:placeholder>
+          <w:dataBinding w:prefixMappings="xmlns:ns0='urn:microsoft-dynamics-nav/reports/Vendor_Contract/53751/'" w:xpath="/ns0:NavWordReportXmlPart[1]/ns0:Vendor_Contract[1]/ns0:CompanyName[1]" w:storeItemID="{08D28C89-14E3-4377-ADB6-0070883318FA}"/>
+          <w:text/>
+        </w:sdtPr>
+        <w:sdtContent>
+          <w:proofErr w:type="spellStart"/>
+          <w:r>
+            <w:t>CompanyName</w:t>
+          </w:r>
+          <w:proofErr w:type="spellEnd"/>
+        </w:sdtContent>
+      </w:sdt>
     </w:p>
     <w:p>
       <w:r>
         <w:pict w14:anchorId="3FFA8142">
-          <v:rect id="_x0000_i1041" style="width:0;height:1.5pt" o:hralign="center" o:hrstd="t" o:hr="t" fillcolor="#a0a0a0" stroked="f"/>
+          <v:rect id="_x0000_i1025" style="width:0;height:1.5pt" o:hr="t" o:hrstd="t" o:hralign="center" fillcolor="#a0a0a0" stroked="f"/>
         </w:pict>
       </w:r>
     </w:p>
@@ -1323,7 +1482,7 @@
     <w:p>
       <w:r>
         <w:pict w14:anchorId="083D8E02">
-          <v:rect id="_x0000_i1042" style="width:0;height:1.5pt" o:hralign="center" o:hrstd="t" o:hr="t" fillcolor="#a0a0a0" stroked="f"/>
+          <v:rect id="_x0000_i1026" style="width:0;height:1.5pt" o:hr="t" o:hrstd="t" o:hralign="center" fillcolor="#a0a0a0" stroked="f"/>
         </w:pict>
       </w:r>
     </w:p>
@@ -1347,7 +1506,7 @@
     <w:p>
       <w:r>
         <w:pict w14:anchorId="3C7D8BB6">
-          <v:rect id="_x0000_i1043" style="width:0;height:1.5pt" o:hralign="center" o:hrstd="t" o:hr="t" fillcolor="#a0a0a0" stroked="f"/>
+          <v:rect id="_x0000_i1027" style="width:0;height:1.5pt" o:hr="t" o:hrstd="t" o:hralign="center" fillcolor="#a0a0a0" stroked="f"/>
         </w:pict>
       </w:r>
     </w:p>
@@ -1436,7 +1595,7 @@
     <w:p>
       <w:r>
         <w:pict w14:anchorId="3765ACAB">
-          <v:rect id="_x0000_i1044" style="width:0;height:1.5pt" o:hralign="center" o:hrstd="t" o:hr="t" fillcolor="#a0a0a0" stroked="f"/>
+          <v:rect id="_x0000_i1028" style="width:0;height:1.5pt" o:hr="t" o:hrstd="t" o:hralign="center" fillcolor="#a0a0a0" stroked="f"/>
         </w:pict>
       </w:r>
     </w:p>
@@ -3625,13 +3784,18 @@
   </w:compat>
   <w:rsids>
     <w:rsidRoot w:val="004844FC"/>
+    <w:rsid w:val="00192E30"/>
     <w:rsid w:val="001E74EA"/>
     <w:rsid w:val="002C2E09"/>
     <w:rsid w:val="00421D02"/>
     <w:rsid w:val="004844FC"/>
+    <w:rsid w:val="006C1F97"/>
+    <w:rsid w:val="0072754F"/>
+    <w:rsid w:val="008E4622"/>
     <w:rsid w:val="00E67EFA"/>
     <w:rsid w:val="00ED2F35"/>
     <w:rsid w:val="00F003B4"/>
+    <w:rsid w:val="00F25D45"/>
     <w:rsid w:val="00F75911"/>
   </w:rsids>
   <m:mathPr>
@@ -4474,6 +4638,8 @@
  
          < C o m p a n y N a m e > C o m p a n y N a m e < / C o m p a n y N a m e >   
+         < C o n t r a c t _ A m o u n t > C o n t r a c t _ A m o u n t < / C o n t r a c t _ A m o u n t > + 
          < C o n t r a c t _ D a t e > C o n t r a c t _ D a t e < / C o n t r a c t _ D a t e >   
          < C o n t r a c t _ E n d _ D a t e > C o n t r a c t _ E n d _ D a t e < / C o n t r a c t _ E n d _ D a t e > @@ -4484,11 +4650,25 @@
  
          < D a y > D a y < / D a y >   
+         < D i s p u t e R e s o l u t i o n > D i s p u t e R e s o l u t i o n < / D i s p u t e R e s o l u t i o n > + 
+         < I n c o t e r m s > I n c o t e r m s < / I n c o t e r m s > + 
+         < I n d u s t r y S t a n d a r d s > I n d u s t r y S t a n d a r d s < / I n d u s t r y S t a n d a r d s > + 
          < M o n t h > M o n t h < / M o n t h >   
+         < P a y m e n t M e t h o d > P a y m e n t M e t h o d < / P a y m e n t M e t h o d > + 
+         < P a y m e n t _ T e r m s > P a y m e n t _ T e r m s < / P a y m e n t _ T e r m s > + 
+         < P e n a l t y C l a u s e s > P e n a l t y C l a u s e s < / P e n a l t y C l a u s e s > + 
          < P r o j e c t L o c a t i o n > P r o j e c t L o c a t i o n < / P r o j e c t L o c a t i o n >   
          < P r o j e c t N a m e > P r o j e c t N a m e < / P r o j e c t N a m e > + 
+         < U A E R e g u l a t o r y R e q u i e m e n t s > U A E R e g u l a t o r y R e q u i e m e n t s < / U A E R e g u l a t o r y R e q u i e m e n t s >   
          < V e n d o r A d d e s s > V e n d o r A d d e s s < / V e n d o r A d d e s s >   

--- a/ReportTemplate/VendorContract.docx
+++ b/ReportTemplate/VendorContract.docx
@@ -37,7 +37,7 @@
           <w:placeholder>
             <w:docPart w:val="DefaultPlaceholder_-1854013440"/>
           </w:placeholder>
-          <w15:dataBinding w:prefixMappings="xmlns:ns0='urn:microsoft-dynamics-nav/reports/Vendor_Contract/53751/' " w:xpath="/ns0:NavWordReportXmlPart[1]/ns0:Vendor_Contract[1]/ns0:Day[1]" w:storeItemID="{08D28C89-14E3-4377-ADB6-0070883318FA}" w16sdtdh:storeItemChecksum="X2aM/w=="/>
+          <w15:dataBinding w:prefixMappings="xmlns:ns0='urn:microsoft-dynamics-nav/reports/Vendor_Contract/53751/' " w:xpath="/ns0:NavWordReportXmlPart[1]/ns0:Vendor_Contract[1]/ns0:Day[1]" w:storeItemID="{08D28C89-14E3-4377-ADB6-0070883318FA}" w16sdtdh:storeItemChecksum="4HOtZA=="/>
         </w:sdtPr>
         <w:sdtContent>
           <w:r>
@@ -62,7 +62,7 @@
           <w:placeholder>
             <w:docPart w:val="DefaultPlaceholder_-1854013440"/>
           </w:placeholder>
-          <w15:dataBinding w:prefixMappings="xmlns:ns0='urn:microsoft-dynamics-nav/reports/Vendor_Contract/53751/' " w:xpath="/ns0:NavWordReportXmlPart[1]/ns0:Vendor_Contract[1]/ns0:Month[1]" w:storeItemID="{08D28C89-14E3-4377-ADB6-0070883318FA}" w16sdtdh:storeItemChecksum="X2aM/w=="/>
+          <w15:dataBinding w:prefixMappings="xmlns:ns0='urn:microsoft-dynamics-nav/reports/Vendor_Contract/53751/' " w:xpath="/ns0:NavWordReportXmlPart[1]/ns0:Vendor_Contract[1]/ns0:Month[1]" w:storeItemID="{08D28C89-14E3-4377-ADB6-0070883318FA}" w16sdtdh:storeItemChecksum="4HOtZA=="/>
         </w:sdtPr>
         <w:sdtContent>
           <w:r>
@@ -79,7 +79,7 @@
           <w:placeholder>
             <w:docPart w:val="DefaultPlaceholder_-1854013440"/>
           </w:placeholder>
-          <w15:dataBinding w:prefixMappings="xmlns:ns0='urn:microsoft-dynamics-nav/reports/Vendor_Contract/53751/' " w:xpath="/ns0:NavWordReportXmlPart[1]/ns0:Vendor_Contract[1]/ns0:Year[1]" w:storeItemID="{08D28C89-14E3-4377-ADB6-0070883318FA}" w16sdtdh:storeItemChecksum="X2aM/w=="/>
+          <w15:dataBinding w:prefixMappings="xmlns:ns0='urn:microsoft-dynamics-nav/reports/Vendor_Contract/53751/' " w:xpath="/ns0:NavWordReportXmlPart[1]/ns0:Vendor_Contract[1]/ns0:Year[1]" w:storeItemID="{08D28C89-14E3-4377-ADB6-0070883318FA}" w16sdtdh:storeItemChecksum="4HOtZA=="/>
         </w:sdtPr>
         <w:sdtContent>
           <w:r>
@@ -535,14 +535,14 @@
             <w:b w:val="0"/>
             <w:bCs w:val="0"/>
           </w:rPr>
+          <w:alias w:val="#Nav: /Vendor_Contract/PenaltyClauses"/>
+          <w:tag w:val="#Nav: Vendor_Contract/53751"/>
           <w:id w:val="1710383175"/>
           <w:placeholder>
             <w:docPart w:val="DefaultPlaceholder_-1854013440"/>
           </w:placeholder>
           <w:dataBinding w:prefixMappings="xmlns:ns0='urn:microsoft-dynamics-nav/reports/Vendor_Contract/53751/'" w:xpath="/ns0:NavWordReportXmlPart[1]/ns0:Vendor_Contract[1]/ns0:PenaltyClauses[1]" w:storeItemID="{08D28C89-14E3-4377-ADB6-0070883318FA}"/>
           <w:text/>
-          <w:alias w:val="#Nav: /Vendor_Contract/PenaltyClauses"/>
-          <w:tag w:val="#Nav: Vendor_Contract/53751"/>
         </w:sdtPr>
         <w:sdtContent>
           <w:proofErr w:type="spellStart"/>
@@ -1577,20 +1577,473 @@
         <w:t>APPENDIX C – PRICING BREAKDOWN</w:t>
       </w:r>
     </w:p>
-    <w:p>
-      <w:pPr>
-        <w:rPr>
-          <w:b w:val="0"/>
-          <w:bCs w:val="0"/>
-        </w:rPr>
-      </w:pPr>
-      <w:r>
-        <w:rPr>
-          <w:b w:val="0"/>
-          <w:bCs w:val="0"/>
-        </w:rPr>
-        <w:t>[Itemized cost structure]</w:t>
-      </w:r>
+    <w:tbl>
+      <w:tblPr>
+        <w:tblStyle w:val="TableGrid"/>
+        <w:tblW w:w="0" w:type="auto"/>
+        <w:tblLook w:val="04A0" w:firstRow="1" w:lastRow="0" w:firstColumn="1" w:lastColumn="0" w:noHBand="0" w:noVBand="1"/>
+      </w:tblPr>
+      <w:tblGrid>
+        <w:gridCol w:w="3483"/>
+        <w:gridCol w:w="1079"/>
+        <w:gridCol w:w="1519"/>
+        <w:gridCol w:w="1478"/>
+        <w:gridCol w:w="1457"/>
+      </w:tblGrid>
+      <w:tr>
+        <w:tc>
+          <w:tcPr>
+            <w:tcW w:w="3505" w:type="dxa"/>
+          </w:tcPr>
+          <w:p>
+            <w:pPr>
+              <w:jc w:val="center"/>
+              <w:rPr>
+                <w:sz w:val="20"/>
+                <w:szCs w:val="20"/>
+              </w:rPr>
+            </w:pPr>
+            <w:r>
+              <w:rPr>
+                <w:sz w:val="20"/>
+                <w:szCs w:val="20"/>
+              </w:rPr>
+              <w:t xml:space="preserve">Item </w:t>
+            </w:r>
+            <w:r>
+              <w:rPr>
+                <w:sz w:val="20"/>
+                <w:szCs w:val="20"/>
+              </w:rPr>
+              <w:t>Description</w:t>
+            </w:r>
+          </w:p>
+        </w:tc>
+        <w:tc>
+          <w:tcPr>
+            <w:tcW w:w="1080" w:type="dxa"/>
+          </w:tcPr>
+          <w:p>
+            <w:pPr>
+              <w:jc w:val="center"/>
+              <w:rPr>
+                <w:sz w:val="20"/>
+                <w:szCs w:val="20"/>
+              </w:rPr>
+            </w:pPr>
+            <w:r>
+              <w:rPr>
+                <w:sz w:val="20"/>
+                <w:szCs w:val="20"/>
+              </w:rPr>
+              <w:t>Quantity</w:t>
+            </w:r>
+          </w:p>
+        </w:tc>
+        <w:tc>
+          <w:tcPr>
+            <w:tcW w:w="1530" w:type="dxa"/>
+          </w:tcPr>
+          <w:p>
+            <w:pPr>
+              <w:jc w:val="center"/>
+              <w:rPr>
+                <w:sz w:val="20"/>
+                <w:szCs w:val="20"/>
+              </w:rPr>
+            </w:pPr>
+            <w:r>
+              <w:rPr>
+                <w:sz w:val="20"/>
+                <w:szCs w:val="20"/>
+              </w:rPr>
+              <w:t>Unit</w:t>
+            </w:r>
+          </w:p>
+        </w:tc>
+        <w:tc>
+          <w:tcPr>
+            <w:tcW w:w="1440" w:type="dxa"/>
+          </w:tcPr>
+          <w:p>
+            <w:pPr>
+              <w:jc w:val="center"/>
+              <w:rPr>
+                <w:sz w:val="20"/>
+                <w:szCs w:val="20"/>
+              </w:rPr>
+            </w:pPr>
+            <w:r>
+              <w:rPr>
+                <w:sz w:val="20"/>
+                <w:szCs w:val="20"/>
+              </w:rPr>
+              <w:t>Price per Unit</w:t>
+            </w:r>
+          </w:p>
+        </w:tc>
+        <w:tc>
+          <w:tcPr>
+            <w:tcW w:w="1461" w:type="dxa"/>
+          </w:tcPr>
+          <w:p>
+            <w:pPr>
+              <w:jc w:val="center"/>
+              <w:rPr>
+                <w:sz w:val="20"/>
+                <w:szCs w:val="20"/>
+              </w:rPr>
+            </w:pPr>
+            <w:r>
+              <w:rPr>
+                <w:sz w:val="20"/>
+                <w:szCs w:val="20"/>
+              </w:rPr>
+              <w:t>Total Cost</w:t>
+            </w:r>
+          </w:p>
+        </w:tc>
+      </w:tr>
+      <w:sdt>
+        <w:sdtPr>
+          <w:rPr>
+            <w:b w:val="0"/>
+            <w:bCs w:val="0"/>
+            <w:sz w:val="20"/>
+            <w:szCs w:val="20"/>
+          </w:rPr>
+          <w:alias w:val="#Nav: /Vendor_Contract/Pricing_Breakdown"/>
+          <w:tag w:val="#Nav: Vendor_Contract/53751"/>
+          <w:id w:val="1283381106"/>
+          <w15:dataBinding w:prefixMappings="xmlns:ns0='urn:microsoft-dynamics-nav/reports/Vendor_Contract/53751/'" w:xpath="/ns0:NavWordReportXmlPart[1]/ns0:Vendor_Contract[1]/ns0:Pricing_Breakdown" w:storeItemID="{08D28C89-14E3-4377-ADB6-0070883318FA}"/>
+          <w15:repeatingSection/>
+        </w:sdtPr>
+        <w:sdtContent>
+          <w:sdt>
+            <w:sdtPr>
+              <w:rPr>
+                <w:b w:val="0"/>
+                <w:bCs w:val="0"/>
+                <w:sz w:val="20"/>
+                <w:szCs w:val="20"/>
+              </w:rPr>
+              <w:id w:val="-1449085700"/>
+              <w:placeholder>
+                <w:docPart w:val="DefaultPlaceholder_-1854013435"/>
+              </w:placeholder>
+              <w15:repeatingSectionItem/>
+            </w:sdtPr>
+            <w:sdtContent>
+              <w:tr>
+                <w:sdt>
+                  <w:sdtPr>
+                    <w:rPr>
+                      <w:b w:val="0"/>
+                      <w:bCs w:val="0"/>
+                      <w:sz w:val="20"/>
+                      <w:szCs w:val="20"/>
+                    </w:rPr>
+                    <w:alias w:val="#Nav: /Vendor_Contract/Pricing_Breakdown/Item_Description"/>
+                    <w:tag w:val="#Nav: Vendor_Contract/53751"/>
+                    <w:id w:val="-1508358130"/>
+                    <w:placeholder>
+                      <w:docPart w:val="DefaultPlaceholder_-1854013440"/>
+                    </w:placeholder>
+                    <w:dataBinding w:prefixMappings="xmlns:ns0='urn:microsoft-dynamics-nav/reports/Vendor_Contract/53751/'" w:xpath="/ns0:NavWordReportXmlPart[1]/ns0:Vendor_Contract[1]/ns0:Pricing_Breakdown[1]/ns0:Item_Description[1]" w:storeItemID="{08D28C89-14E3-4377-ADB6-0070883318FA}"/>
+                    <w:text/>
+                  </w:sdtPr>
+                  <w:sdtContent>
+                    <w:tc>
+                      <w:tcPr>
+                        <w:tcW w:w="3505" w:type="dxa"/>
+                      </w:tcPr>
+                      <w:p>
+                        <w:pPr>
+                          <w:rPr>
+                            <w:b w:val="0"/>
+                            <w:bCs w:val="0"/>
+                            <w:sz w:val="20"/>
+                            <w:szCs w:val="20"/>
+                          </w:rPr>
+                        </w:pPr>
+                        <w:proofErr w:type="spellStart"/>
+                        <w:r>
+                          <w:rPr>
+                            <w:b w:val="0"/>
+                            <w:bCs w:val="0"/>
+                            <w:sz w:val="20"/>
+                            <w:szCs w:val="20"/>
+                          </w:rPr>
+                          <w:t>Item_Description</w:t>
+                        </w:r>
+                        <w:proofErr w:type="spellEnd"/>
+                      </w:p>
+                    </w:tc>
+                  </w:sdtContent>
+                </w:sdt>
+                <w:sdt>
+                  <w:sdtPr>
+                    <w:rPr>
+                      <w:b w:val="0"/>
+                      <w:bCs w:val="0"/>
+                      <w:sz w:val="20"/>
+                      <w:szCs w:val="20"/>
+                    </w:rPr>
+                    <w:alias w:val="#Nav: /Vendor_Contract/Pricing_Breakdown/Quantity"/>
+                    <w:tag w:val="#Nav: Vendor_Contract/53751"/>
+                    <w:id w:val="-1445766918"/>
+                    <w:placeholder>
+                      <w:docPart w:val="DefaultPlaceholder_-1854013440"/>
+                    </w:placeholder>
+                    <w:dataBinding w:prefixMappings="xmlns:ns0='urn:microsoft-dynamics-nav/reports/Vendor_Contract/53751/'" w:xpath="/ns0:NavWordReportXmlPart[1]/ns0:Vendor_Contract[1]/ns0:Pricing_Breakdown[1]/ns0:Quantity[1]" w:storeItemID="{08D28C89-14E3-4377-ADB6-0070883318FA}"/>
+                    <w:text/>
+                  </w:sdtPr>
+                  <w:sdtContent>
+                    <w:tc>
+                      <w:tcPr>
+                        <w:tcW w:w="1080" w:type="dxa"/>
+                      </w:tcPr>
+                      <w:p>
+                        <w:pPr>
+                          <w:jc w:val="center"/>
+                          <w:rPr>
+                            <w:b w:val="0"/>
+                            <w:bCs w:val="0"/>
+                            <w:sz w:val="20"/>
+                            <w:szCs w:val="20"/>
+                          </w:rPr>
+                        </w:pPr>
+                        <w:r>
+                          <w:rPr>
+                            <w:b w:val="0"/>
+                            <w:bCs w:val="0"/>
+                            <w:sz w:val="20"/>
+                            <w:szCs w:val="20"/>
+                          </w:rPr>
+                          <w:t>Quantity</w:t>
+                        </w:r>
+                      </w:p>
+                    </w:tc>
+                  </w:sdtContent>
+                </w:sdt>
+                <w:sdt>
+                  <w:sdtPr>
+                    <w:rPr>
+                      <w:b w:val="0"/>
+                      <w:bCs w:val="0"/>
+                      <w:sz w:val="20"/>
+                      <w:szCs w:val="20"/>
+                    </w:rPr>
+                    <w:alias w:val="#Nav: /Vendor_Contract/Pricing_Breakdown/Unit"/>
+                    <w:tag w:val="#Nav: Vendor_Contract/53751"/>
+                    <w:id w:val="1800498929"/>
+                    <w:placeholder>
+                      <w:docPart w:val="DefaultPlaceholder_-1854013440"/>
+                    </w:placeholder>
+                    <w:dataBinding w:prefixMappings="xmlns:ns0='urn:microsoft-dynamics-nav/reports/Vendor_Contract/53751/'" w:xpath="/ns0:NavWordReportXmlPart[1]/ns0:Vendor_Contract[1]/ns0:Pricing_Breakdown[1]/ns0:Unit[1]" w:storeItemID="{08D28C89-14E3-4377-ADB6-0070883318FA}"/>
+                    <w:text/>
+                  </w:sdtPr>
+                  <w:sdtContent>
+                    <w:tc>
+                      <w:tcPr>
+                        <w:tcW w:w="1530" w:type="dxa"/>
+                      </w:tcPr>
+                      <w:p>
+                        <w:pPr>
+                          <w:rPr>
+                            <w:b w:val="0"/>
+                            <w:bCs w:val="0"/>
+                            <w:sz w:val="20"/>
+                            <w:szCs w:val="20"/>
+                          </w:rPr>
+                        </w:pPr>
+                        <w:r>
+                          <w:rPr>
+                            <w:b w:val="0"/>
+                            <w:bCs w:val="0"/>
+                            <w:sz w:val="20"/>
+                            <w:szCs w:val="20"/>
+                          </w:rPr>
+                          <w:t>Unit</w:t>
+                        </w:r>
+                      </w:p>
+                    </w:tc>
+                  </w:sdtContent>
+                </w:sdt>
+                <w:sdt>
+                  <w:sdtPr>
+                    <w:rPr>
+                      <w:b w:val="0"/>
+                      <w:bCs w:val="0"/>
+                      <w:sz w:val="20"/>
+                      <w:szCs w:val="20"/>
+                    </w:rPr>
+                    <w:alias w:val="#Nav: /Vendor_Contract/Pricing_Breakdown/Price_Per_Unit"/>
+                    <w:tag w:val="#Nav: Vendor_Contract/53751"/>
+                    <w:id w:val="-154063724"/>
+                    <w:placeholder>
+                      <w:docPart w:val="DefaultPlaceholder_-1854013440"/>
+                    </w:placeholder>
+                    <w:dataBinding w:prefixMappings="xmlns:ns0='urn:microsoft-dynamics-nav/reports/Vendor_Contract/53751/'" w:xpath="/ns0:NavWordReportXmlPart[1]/ns0:Vendor_Contract[1]/ns0:Pricing_Breakdown[1]/ns0:Price_Per_Unit[1]" w:storeItemID="{08D28C89-14E3-4377-ADB6-0070883318FA}"/>
+                    <w:text/>
+                  </w:sdtPr>
+                  <w:sdtContent>
+                    <w:tc>
+                      <w:tcPr>
+                        <w:tcW w:w="1440" w:type="dxa"/>
+                      </w:tcPr>
+                      <w:p>
+                        <w:pPr>
+                          <w:jc w:val="center"/>
+                          <w:rPr>
+                            <w:b w:val="0"/>
+                            <w:bCs w:val="0"/>
+                            <w:sz w:val="20"/>
+                            <w:szCs w:val="20"/>
+                          </w:rPr>
+                        </w:pPr>
+                        <w:proofErr w:type="spellStart"/>
+                        <w:r>
+                          <w:rPr>
+                            <w:b w:val="0"/>
+                            <w:bCs w:val="0"/>
+                            <w:sz w:val="20"/>
+                            <w:szCs w:val="20"/>
+                          </w:rPr>
+                          <w:t>Price_Per_Unit</w:t>
+                        </w:r>
+                        <w:proofErr w:type="spellEnd"/>
+                      </w:p>
+                    </w:tc>
+                  </w:sdtContent>
+                </w:sdt>
+                <w:sdt>
+                  <w:sdtPr>
+                    <w:rPr>
+                      <w:b w:val="0"/>
+                      <w:bCs w:val="0"/>
+                      <w:sz w:val="20"/>
+                      <w:szCs w:val="20"/>
+                    </w:rPr>
+                    <w:alias w:val="#Nav: /Vendor_Contract/Pricing_Breakdown/Total_Cost"/>
+                    <w:tag w:val="#Nav: Vendor_Contract/53751"/>
+                    <w:id w:val="512118747"/>
+                    <w:placeholder>
+                      <w:docPart w:val="DefaultPlaceholder_-1854013440"/>
+                    </w:placeholder>
+                    <w:dataBinding w:prefixMappings="xmlns:ns0='urn:microsoft-dynamics-nav/reports/Vendor_Contract/53751/'" w:xpath="/ns0:NavWordReportXmlPart[1]/ns0:Vendor_Contract[1]/ns0:Pricing_Breakdown[1]/ns0:Total_Cost[1]" w:storeItemID="{08D28C89-14E3-4377-ADB6-0070883318FA}"/>
+                    <w:text/>
+                  </w:sdtPr>
+                  <w:sdtContent>
+                    <w:tc>
+                      <w:tcPr>
+                        <w:tcW w:w="1461" w:type="dxa"/>
+                      </w:tcPr>
+                      <w:p>
+                        <w:pPr>
+                          <w:jc w:val="center"/>
+                          <w:rPr>
+                            <w:b w:val="0"/>
+                            <w:bCs w:val="0"/>
+                            <w:sz w:val="20"/>
+                            <w:szCs w:val="20"/>
+                          </w:rPr>
+                        </w:pPr>
+                        <w:proofErr w:type="spellStart"/>
+                        <w:r>
+                          <w:rPr>
+                            <w:b w:val="0"/>
+                            <w:bCs w:val="0"/>
+                            <w:sz w:val="20"/>
+                            <w:szCs w:val="20"/>
+                          </w:rPr>
+                          <w:t>Total_Cost</w:t>
+                        </w:r>
+                        <w:proofErr w:type="spellEnd"/>
+                      </w:p>
+                    </w:tc>
+                  </w:sdtContent>
+                </w:sdt>
+              </w:tr>
+            </w:sdtContent>
+          </w:sdt>
+        </w:sdtContent>
+      </w:sdt>
+      <w:tr>
+        <w:tc>
+          <w:tcPr>
+            <w:tcW w:w="3505" w:type="dxa"/>
+          </w:tcPr>
+          <w:p>
+            <w:pPr>
+              <w:rPr>
+                <w:b w:val="0"/>
+                <w:bCs w:val="0"/>
+              </w:rPr>
+            </w:pPr>
+          </w:p>
+        </w:tc>
+        <w:tc>
+          <w:tcPr>
+            <w:tcW w:w="1080" w:type="dxa"/>
+          </w:tcPr>
+          <w:p>
+            <w:pPr>
+              <w:rPr>
+                <w:b w:val="0"/>
+                <w:bCs w:val="0"/>
+              </w:rPr>
+            </w:pPr>
+          </w:p>
+        </w:tc>
+        <w:tc>
+          <w:tcPr>
+            <w:tcW w:w="1530" w:type="dxa"/>
+          </w:tcPr>
+          <w:p>
+            <w:pPr>
+              <w:rPr>
+                <w:b w:val="0"/>
+                <w:bCs w:val="0"/>
+              </w:rPr>
+            </w:pPr>
+          </w:p>
+        </w:tc>
+        <w:tc>
+          <w:tcPr>
+            <w:tcW w:w="1440" w:type="dxa"/>
+          </w:tcPr>
+          <w:p>
+            <w:pPr>
+              <w:rPr>
+                <w:b w:val="0"/>
+                <w:bCs w:val="0"/>
+              </w:rPr>
+            </w:pPr>
+          </w:p>
+        </w:tc>
+        <w:tc>
+          <w:tcPr>
+            <w:tcW w:w="1461" w:type="dxa"/>
+          </w:tcPr>
+          <w:p>
+            <w:pPr>
+              <w:rPr>
+                <w:b w:val="0"/>
+                <w:bCs w:val="0"/>
+              </w:rPr>
+            </w:pPr>
+          </w:p>
+        </w:tc>
+      </w:tr>
+    </w:tbl>
+    <w:p>
+      <w:pPr>
+        <w:rPr>
+          <w:b w:val="0"/>
+          <w:bCs w:val="0"/>
+        </w:rPr>
+      </w:pPr>
     </w:p>
     <w:p>
       <w:r>
@@ -3679,6 +4132,25 @@
       <w:color w:val="666666"/>
     </w:rPr>
   </w:style>
+  <w:style w:type="table" w:styleId="TableGrid">
+    <w:name w:val="Table Grid"/>
+    <w:basedOn w:val="TableNormal"/>
+    <w:uiPriority w:val="39"/>
+    <w:rsid w:val="00E1726E"/>
+    <w:pPr>
+      <w:spacing w:after="0" w:line="240" w:lineRule="auto"/>
+    </w:pPr>
+    <w:tblPr>
+      <w:tblBorders>
+        <w:top w:val="single" w:sz="4" w:space="0" w:color="auto"/>
+        <w:left w:val="single" w:sz="4" w:space="0" w:color="auto"/>
+        <w:bottom w:val="single" w:sz="4" w:space="0" w:color="auto"/>
+        <w:right w:val="single" w:sz="4" w:space="0" w:color="auto"/>
+        <w:insideH w:val="single" w:sz="4" w:space="0" w:color="auto"/>
+        <w:insideV w:val="single" w:sz="4" w:space="0" w:color="auto"/>
+      </w:tblBorders>
+    </w:tblPr>
+  </w:style>
 </w:styles>
 </file>
 
@@ -3707,6 +4179,32 @@
               <w:rStyle w:val="PlaceholderText"/>
             </w:rPr>
             <w:t>Click or tap here to enter text.</w:t>
+          </w:r>
+        </w:p>
+      </w:docPartBody>
+    </w:docPart>
+    <w:docPart>
+      <w:docPartPr>
+        <w:name w:val="DefaultPlaceholder_-1854013435"/>
+        <w:category>
+          <w:name w:val="General"/>
+          <w:gallery w:val="placeholder"/>
+        </w:category>
+        <w:types>
+          <w:type w:val="bbPlcHdr"/>
+        </w:types>
+        <w:behaviors>
+          <w:behavior w:val="content"/>
+        </w:behaviors>
+        <w:guid w:val="{4144FB92-08AF-4656-A76C-1C63F885CB8E}"/>
+      </w:docPartPr>
+      <w:docPartBody>
+        <w:p>
+          <w:r>
+            <w:rPr>
+              <w:rStyle w:val="PlaceholderText"/>
+            </w:rPr>
+            <w:t>Enter any content that you want to repeat, including other content controls. You can also insert this control around table rows in order to repeat parts of a table.</w:t>
           </w:r>
         </w:p>
       </w:docPartBody>
@@ -3789,9 +4287,14 @@
     <w:rsid w:val="002C2E09"/>
     <w:rsid w:val="00421D02"/>
     <w:rsid w:val="004844FC"/>
+    <w:rsid w:val="0052082E"/>
     <w:rsid w:val="006C1F97"/>
     <w:rsid w:val="0072754F"/>
     <w:rsid w:val="008E4622"/>
+    <w:rsid w:val="009F3DA1"/>
+    <w:rsid w:val="00C7292D"/>
+    <w:rsid w:val="00D86658"/>
+    <w:rsid w:val="00DF5415"/>
     <w:rsid w:val="00E67EFA"/>
     <w:rsid w:val="00ED2F35"/>
     <w:rsid w:val="00F003B4"/>
@@ -4252,7 +4755,7 @@
     <w:basedOn w:val="DefaultParagraphFont"/>
     <w:uiPriority w:val="99"/>
     <w:semiHidden/>
-    <w:rsid w:val="004844FC"/>
+    <w:rsid w:val="00DF5415"/>
     <w:rPr>
       <w:color w:val="666666"/>
     </w:rPr>
@@ -4562,141 +5065,157 @@
 </a:theme>
 </file>
 
-<file path=customXml/item1.xml><?xml version="1.0" encoding="utf-8"?>
+<file path=customXml/item1.xml>��< ? x m l   v e r s i o n = " 1 . 0 "   e n c o d i n g = " u t f - 1 6 " ? > < N a v W o r d R e p o r t X m l P a r t   x m l n s = " u r n : m i c r o s o f t - d y n a m i c s - n a v / r e p o r t s / V e n d o r _ C o n t r a c t / 5 3 7 5 1 / " > + 
+     < B C R e p o r t I n f o r m a t i o n > + 
+         < R e p o r t M e t a d a t a > + 
+             < E x t e n s i o n I d > E x t e n s i o n   I D < / E x t e n s i o n I d > + 
+             < E x t e n s i o n N a m e > E x t e n s i o n   N a m e < / E x t e n s i o n N a m e > + 
+             < E x t e n s i o n P u b l i s h e r > E x t e n s i o n   P u b l i s h e r < / E x t e n s i o n P u b l i s h e r > + 
+             < E x t e n s i o n V e r s i o n > E x t e n s i o n   V e r s i o n < / E x t e n s i o n V e r s i o n > + 
+             < R e p o r t I d > R e p o r t   I D < / R e p o r t I d > + 
+             < R e p o r t N a m e > R e p o r t   N a m e < / R e p o r t N a m e > + 
+             < A b o u t T h i s R e p o r t T i t l e > A b o u t   T h i s   R e p o r t   T i t l e < / A b o u t T h i s R e p o r t T i t l e > + 
+             < A b o u t T h i s R e p o r t T e x t > A b o u t   T h i s   R e p o r t   T e x t < / A b o u t T h i s R e p o r t T e x t > + 
+             < R e p o r t H e l p L i n k > R e p o r t   H e l p   L i n k < / R e p o r t H e l p L i n k > + 
+         < / R e p o r t M e t a d a t a > + 
+         < R e p o r t R e q u e s t > + 
+             < T e n a n t E n t r a I d > T e n a n t   E n t r a   I d < / T e n a n t E n t r a I d > + 
+             < E n v i r o n m e n t N a m e > E n v i r o n m e n t   N a m e < / E n v i r o n m e n t N a m e > + 
+             < E n v i r o n m e n t T y p e > E n v i r o n m e n t   T y p e < / E n v i r o n m e n t T y p e > + 
+             < C o m p a n y N a m e > C o m p a n y   N a m e < / C o m p a n y N a m e > + 
+             < C o m p a n y D i s p l a y N a m e > C o m p a n y   D i s p l a y   N a m e < / C o m p a n y D i s p l a y N a m e > + 
+             < C o m p a n y I d > C o m p a n y   I D < / C o m p a n y I d > + 
+             < U s e r N a m e > U s e r   N a m e < / U s e r N a m e > + 
+             < D a t e A n d T i m e > D a t e   a n d   T i m e < / D a t e A n d T i m e > + 
+             < L a n g u a g e > L a n g u a g e < / L a n g u a g e > + 
+             < F o r m a t R e g i o n > F o r m a t   R e g i o n < / F o r m a t R e g i o n > + 
+             < D a t e T i m e V a l u e s > + 
+                 < Y e a r > Y e a r < / Y e a r > + 
+                 < M o n t h N u m b e r > M o n t h   N u m b e r < / M o n t h N u m b e r > + 
+                 < D a y N u m b e r > D a y   N u m b e r < / D a y N u m b e r > + 
+                 < H o u r > H o u r < / H o u r > + 
+                 < M i n u t e > M i n u t e < / M i n u t e > + 
+             < / D a t e T i m e V a l u e s > + 
+         < / R e p o r t R e q u e s t > + 
+     < / B C R e p o r t I n f o r m a t i o n > + 
+     < V e n d o r _ C o n t r a c t > + 
+         < C o m p a n y A d d r e s s > C o m p a n y A d d r e s s < / C o m p a n y A d d r e s s > + 
+         < C o m p a n y N a m e > C o m p a n y N a m e < / C o m p a n y N a m e > + 
+         < C o n t r a c t _ A m o u n t > C o n t r a c t _ A m o u n t < / C o n t r a c t _ A m o u n t > + 
+         < C o n t r a c t _ D a t e > C o n t r a c t _ D a t e < / C o n t r a c t _ D a t e > + 
+         < C o n t r a c t _ E n d _ D a t e > C o n t r a c t _ E n d _ D a t e < / C o n t r a c t _ E n d _ D a t e > + 
+         < C o n t r a c t _ I D > C o n t r a c t _ I D < / C o n t r a c t _ I D > + 
+         < C o n t r a c t _ S t a r t _ D a t e > C o n t r a c t _ S t a r t _ D a t e < / C o n t r a c t _ S t a r t _ D a t e > + 
+         < D a y > D a y < / D a y > + 
+         < D i s p u t e R e s o l u t i o n > D i s p u t e R e s o l u t i o n < / D i s p u t e R e s o l u t i o n > + 
+         < I n c o t e r m s > I n c o t e r m s < / I n c o t e r m s > + 
+         < I n d u s t r y S t a n d a r d s > I n d u s t r y S t a n d a r d s < / I n d u s t r y S t a n d a r d s > + 
+         < M o n t h > M o n t h < / M o n t h > + 
+         < P a y m e n t M e t h o d > P a y m e n t M e t h o d < / P a y m e n t M e t h o d > + 
+         < P a y m e n t _ T e r m s > P a y m e n t _ T e r m s < / P a y m e n t _ T e r m s > + 
+         < P e n a l t y C l a u s e s > P e n a l t y C l a u s e s < / P e n a l t y C l a u s e s > + 
+         < P r o j e c t L o c a t i o n > P r o j e c t L o c a t i o n < / P r o j e c t L o c a t i o n > + 
+         < P r o j e c t N a m e > P r o j e c t N a m e < / P r o j e c t N a m e > + 
+         < U A E R e g u l a t o r y R e q u i e m e n t s > U A E R e g u l a t o r y R e q u i e m e n t s < / U A E R e g u l a t o r y R e q u i e m e n t s > + 
+         < V e n d o r A d d e s s > V e n d o r A d d e s s < / V e n d o r A d d e s s > + 
+         < V e n d o r C o u n t r y > V e n d o r C o u n t r y < / V e n d o r C o u n t r y > + 
+         < V e n d o r _ I D > V e n d o r _ I D < / V e n d o r _ I D > + 
+         < V e n d o r _ N a m e > V e n d o r _ N a m e < / V e n d o r _ N a m e > + 
+         < Y e a r > Y e a r < / Y e a r > + 
+         < P r i c i n g _ B r e a k d o w n > + 
+             < I t e m _ D e s c r i p t i o n > I t e m _ D e s c r i p t i o n < / I t e m _ D e s c r i p t i o n > + 
+             < P r i c e _ P e r _ U n i t > P r i c e _ P e r _ U n i t < / P r i c e _ P e r _ U n i t > + 
+             < Q u a n t i t y > Q u a n t i t y < / Q u a n t i t y > + 
+             < T o t a l _ C o s t > T o t a l _ C o s t < / T o t a l _ C o s t > + 
+             < U n i t > U n i t < / U n i t > + 
+             < V e n d o r _ C o n t r a c t _ I D > V e n d o r _ C o n t r a c t _ I D < / V e n d o r _ C o n t r a c t _ I D > + 
+         < / P r i c i n g _ B r e a k d o w n > + 
+     < / V e n d o r _ C o n t r a c t > + 
+ < / N a v W o r d R e p o r t X m l P a r t > 
+</file>
+
+<file path=customXml/item2.xml><?xml version="1.0" encoding="utf-8"?>
 <b:Sources xmlns:b="http://schemas.openxmlformats.org/officeDocument/2006/bibliography" xmlns="http://schemas.openxmlformats.org/officeDocument/2006/bibliography" SelectedStyle="\APASixthEditionOfficeOnline.xsl" StyleName="APA" Version="6"/>
 </file>
 
-<file path=customXml/item2.xml>��< ? x m l   v e r s i o n = " 1 . 0 "   e n c o d i n g = " u t f - 1 6 " ? > < N a v W o r d R e p o r t X m l P a r t   x m l n s = " u r n : m i c r o s o f t - d y n a m i c s - n a v / r e p o r t s / V e n d o r _ C o n t r a c t / 5 3 7 5 1 / " > - 
-     < B C R e p o r t I n f o r m a t i o n > - 
-         < R e p o r t M e t a d a t a > - 
-             < E x t e n s i o n I d > E x t e n s i o n   I D < / E x t e n s i o n I d > - 
-             < E x t e n s i o n N a m e > E x t e n s i o n   N a m e < / E x t e n s i o n N a m e > - 
-             < E x t e n s i o n P u b l i s h e r > E x t e n s i o n   P u b l i s h e r < / E x t e n s i o n P u b l i s h e r > - 
-             < E x t e n s i o n V e r s i o n > E x t e n s i o n   V e r s i o n < / E x t e n s i o n V e r s i o n > - 
-             < R e p o r t I d > R e p o r t   I D < / R e p o r t I d > - 
-             < R e p o r t N a m e > R e p o r t   N a m e < / R e p o r t N a m e > - 
-             < A b o u t T h i s R e p o r t T i t l e > A b o u t   T h i s   R e p o r t   T i t l e < / A b o u t T h i s R e p o r t T i t l e > - 
-             < A b o u t T h i s R e p o r t T e x t > A b o u t   T h i s   R e p o r t   T e x t < / A b o u t T h i s R e p o r t T e x t > - 
-             < R e p o r t H e l p L i n k > R e p o r t   H e l p   L i n k < / R e p o r t H e l p L i n k > - 
-         < / R e p o r t M e t a d a t a > - 
-         < R e p o r t R e q u e s t > - 
-             < T e n a n t E n t r a I d > T e n a n t   E n t r a   I d < / T e n a n t E n t r a I d > - 
-             < E n v i r o n m e n t N a m e > E n v i r o n m e n t   N a m e < / E n v i r o n m e n t N a m e > - 
-             < E n v i r o n m e n t T y p e > E n v i r o n m e n t   T y p e < / E n v i r o n m e n t T y p e > - 
-             < C o m p a n y N a m e > C o m p a n y   N a m e < / C o m p a n y N a m e > - 
-             < C o m p a n y D i s p l a y N a m e > C o m p a n y   D i s p l a y   N a m e < / C o m p a n y D i s p l a y N a m e > - 
-             < C o m p a n y I d > C o m p a n y   I D < / C o m p a n y I d > - 
-             < U s e r N a m e > U s e r   N a m e < / U s e r N a m e > - 
-             < D a t e A n d T i m e > D a t e   a n d   T i m e < / D a t e A n d T i m e > - 
-             < L a n g u a g e > L a n g u a g e < / L a n g u a g e > - 
-             < F o r m a t R e g i o n > F o r m a t   R e g i o n < / F o r m a t R e g i o n > - 
-             < D a t e T i m e V a l u e s > - 
-                 < Y e a r > Y e a r < / Y e a r > - 
-                 < M o n t h N u m b e r > M o n t h   N u m b e r < / M o n t h N u m b e r > - 
-                 < D a y N u m b e r > D a y   N u m b e r < / D a y N u m b e r > - 
-                 < H o u r > H o u r < / H o u r > - 
-                 < M i n u t e > M i n u t e < / M i n u t e > - 
-             < / D a t e T i m e V a l u e s > - 
-         < / R e p o r t R e q u e s t > - 
-     < / B C R e p o r t I n f o r m a t i o n > - 
-     < V e n d o r _ C o n t r a c t > - 
-         < C o m p a n y A d d r e s s > C o m p a n y A d d r e s s < / C o m p a n y A d d r e s s > - 
-         < C o m p a n y N a m e > C o m p a n y N a m e < / C o m p a n y N a m e > - 
-         < C o n t r a c t _ A m o u n t > C o n t r a c t _ A m o u n t < / C o n t r a c t _ A m o u n t > - 
-         < C o n t r a c t _ D a t e > C o n t r a c t _ D a t e < / C o n t r a c t _ D a t e > - 
-         < C o n t r a c t _ E n d _ D a t e > C o n t r a c t _ E n d _ D a t e < / C o n t r a c t _ E n d _ D a t e > - 
-         < C o n t r a c t _ I D > C o n t r a c t _ I D < / C o n t r a c t _ I D > - 
-         < C o n t r a c t _ S t a r t _ D a t e > C o n t r a c t _ S t a r t _ D a t e < / C o n t r a c t _ S t a r t _ D a t e > - 
-         < D a y > D a y < / D a y > - 
-         < D i s p u t e R e s o l u t i o n > D i s p u t e R e s o l u t i o n < / D i s p u t e R e s o l u t i o n > - 
-         < I n c o t e r m s > I n c o t e r m s < / I n c o t e r m s > - 
-         < I n d u s t r y S t a n d a r d s > I n d u s t r y S t a n d a r d s < / I n d u s t r y S t a n d a r d s > - 
-         < M o n t h > M o n t h < / M o n t h > - 
-         < P a y m e n t M e t h o d > P a y m e n t M e t h o d < / P a y m e n t M e t h o d > - 
-         < P a y m e n t _ T e r m s > P a y m e n t _ T e r m s < / P a y m e n t _ T e r m s > - 
-         < P e n a l t y C l a u s e s > P e n a l t y C l a u s e s < / P e n a l t y C l a u s e s > - 
-         < P r o j e c t L o c a t i o n > P r o j e c t L o c a t i o n < / P r o j e c t L o c a t i o n > - 
-         < P r o j e c t N a m e > P r o j e c t N a m e < / P r o j e c t N a m e > - 
-         < U A E R e g u l a t o r y R e q u i e m e n t s > U A E R e g u l a t o r y R e q u i e m e n t s < / U A E R e g u l a t o r y R e q u i e m e n t s > - 
-         < V e n d o r A d d e s s > V e n d o r A d d e s s < / V e n d o r A d d e s s > - 
-         < V e n d o r C o u n t r y > V e n d o r C o u n t r y < / V e n d o r C o u n t r y > - 
-         < V e n d o r _ I D > V e n d o r _ I D < / V e n d o r _ I D > - 
-         < V e n d o r _ N a m e > V e n d o r _ N a m e < / V e n d o r _ N a m e > - 
-         < Y e a r > Y e a r < / Y e a r > - 
-     < / V e n d o r _ C o n t r a c t > - 
- < / N a v W o r d R e p o r t X m l P a r t > 
+<file path=customXml/itemProps1.xml><?xml version="1.0" encoding="utf-8"?>
+<ds:datastoreItem xmlns:ds="http://schemas.openxmlformats.org/officeDocument/2006/customXml" ds:itemID="{08D28C89-14E3-4377-ADB6-0070883318FA}">
+  <ds:schemaRefs>
+    <ds:schemaRef ds:uri="urn:microsoft-dynamics-nav/reports/Vendor_Contract/53751/"/>
+  </ds:schemaRefs>
+</ds:datastoreItem>
 </file>
 
-<file path=customXml/itemProps1.xml><?xml version="1.0" encoding="utf-8"?>
+<file path=customXml/itemProps2.xml><?xml version="1.0" encoding="utf-8"?>
 <ds:datastoreItem xmlns:ds="http://schemas.openxmlformats.org/officeDocument/2006/customXml" ds:itemID="{F5E65CA3-67B9-4A03-A4DC-EA10B6566E8F}">
   <ds:schemaRefs>
     <ds:schemaRef ds:uri="http://schemas.openxmlformats.org/officeDocument/2006/bibliography"/>
   </ds:schemaRefs>
 </ds:datastoreItem>
-</file>
-
-<file path=customXml/itemProps2.xml><?xml version="1.0" encoding="utf-8"?>
-<ds:datastoreItem xmlns:ds="http://schemas.openxmlformats.org/officeDocument/2006/customXml" ds:itemID="{08D28C89-14E3-4377-ADB6-0070883318FA}">
-  <ds:schemaRefs>
-    <ds:schemaRef ds:uri="urn:microsoft-dynamics-nav/reports/Vendor_Contract/53751/"/>
-  </ds:schemaRefs>
-</ds:datastoreItem>
 </file>
--- a/ReportTemplate/VendorContract.docx
+++ b/ReportTemplate/VendorContract.docx
@@ -37,7 +37,7 @@
           <w:placeholder>
             <w:docPart w:val="DefaultPlaceholder_-1854013440"/>
           </w:placeholder>
-          <w15:dataBinding w:prefixMappings="xmlns:ns0='urn:microsoft-dynamics-nav/reports/Vendor_Contract/53751/' " w:xpath="/ns0:NavWordReportXmlPart[1]/ns0:Vendor_Contract[1]/ns0:Day[1]" w:storeItemID="{08D28C89-14E3-4377-ADB6-0070883318FA}" w16sdtdh:storeItemChecksum="4HOtZA=="/>
+          <w15:dataBinding w:prefixMappings="xmlns:ns0='urn:microsoft-dynamics-nav/reports/Vendor_Contract/53751/' " w:xpath="/ns0:NavWordReportXmlPart[1]/ns0:Vendor_Contract[1]/ns0:Day[1]" w:storeItemID="{08D28C89-14E3-4377-ADB6-0070883318FA}" w16sdtdh:storeItemChecksum="hZVpWQ=="/>
         </w:sdtPr>
         <w:sdtContent>
           <w:r>
@@ -62,7 +62,7 @@
           <w:placeholder>
             <w:docPart w:val="DefaultPlaceholder_-1854013440"/>
           </w:placeholder>
-          <w15:dataBinding w:prefixMappings="xmlns:ns0='urn:microsoft-dynamics-nav/reports/Vendor_Contract/53751/' " w:xpath="/ns0:NavWordReportXmlPart[1]/ns0:Vendor_Contract[1]/ns0:Month[1]" w:storeItemID="{08D28C89-14E3-4377-ADB6-0070883318FA}" w16sdtdh:storeItemChecksum="4HOtZA=="/>
+          <w15:dataBinding w:prefixMappings="xmlns:ns0='urn:microsoft-dynamics-nav/reports/Vendor_Contract/53751/' " w:xpath="/ns0:NavWordReportXmlPart[1]/ns0:Vendor_Contract[1]/ns0:Month[1]" w:storeItemID="{08D28C89-14E3-4377-ADB6-0070883318FA}" w16sdtdh:storeItemChecksum="hZVpWQ=="/>
         </w:sdtPr>
         <w:sdtContent>
           <w:r>
@@ -79,7 +79,7 @@
           <w:placeholder>
             <w:docPart w:val="DefaultPlaceholder_-1854013440"/>
           </w:placeholder>
-          <w15:dataBinding w:prefixMappings="xmlns:ns0='urn:microsoft-dynamics-nav/reports/Vendor_Contract/53751/' " w:xpath="/ns0:NavWordReportXmlPart[1]/ns0:Vendor_Contract[1]/ns0:Year[1]" w:storeItemID="{08D28C89-14E3-4377-ADB6-0070883318FA}" w16sdtdh:storeItemChecksum="4HOtZA=="/>
+          <w15:dataBinding w:prefixMappings="xmlns:ns0='urn:microsoft-dynamics-nav/reports/Vendor_Contract/53751/' " w:xpath="/ns0:NavWordReportXmlPart[1]/ns0:Vendor_Contract[1]/ns0:Year[1]" w:storeItemID="{08D28C89-14E3-4377-ADB6-0070883318FA}" w16sdtdh:storeItemChecksum="hZVpWQ=="/>
         </w:sdtPr>
         <w:sdtContent>
           <w:r>
@@ -403,7 +403,31 @@
         <w:t>The Vendor shall supply/deliver/provide</w:t>
       </w:r>
       <w:r>
-        <w:t xml:space="preserve"> [detailed description of goods/services] </w:t>
+        <w:rPr>
+          <w:b w:val="0"/>
+          <w:bCs w:val="0"/>
+        </w:rPr>
+        <w:t xml:space="preserve"> </w:t>
+      </w:r>
+      <w:sdt>
+        <w:sdtPr>
+          <w:id w:val="-880554077"/>
+          <w:placeholder>
+            <w:docPart w:val="DefaultPlaceholder_-1854013440"/>
+          </w:placeholder>
+          <w:dataBinding w:prefixMappings="xmlns:ns0='urn:microsoft-dynamics-nav/reports/Vendor_Contract/53751/'" w:xpath="/ns0:NavWordReportXmlPart[1]/ns0:Vendor_Contract[1]/ns0:Description[1]" w:storeItemID="{08D28C89-14E3-4377-ADB6-0070883318FA}"/>
+          <w:text/>
+          <w:alias w:val="#Nav: /Vendor_Contract/Description"/>
+          <w:tag w:val="#Nav: Vendor_Contract/53751"/>
+        </w:sdtPr>
+        <w:sdtContent>
+          <w:r>
+            <w:t>Description</w:t>
+          </w:r>
+        </w:sdtContent>
+      </w:sdt>
+      <w:r>
+        <w:t xml:space="preserve"> </w:t>
       </w:r>
       <w:r>
         <w:rPr>
@@ -450,13 +474,33 @@
       <w:r>
         <w:t xml:space="preserve">Delivery Location: </w:t>
       </w:r>
-      <w:r>
-        <w:rPr>
-          <w:b w:val="0"/>
-          <w:bCs w:val="0"/>
-        </w:rPr>
-        <w:t>[Exact address in UAE]</w:t>
-      </w:r>
+      <w:sdt>
+        <w:sdtPr>
+          <w:rPr>
+            <w:b w:val="0"/>
+            <w:bCs w:val="0"/>
+          </w:rPr>
+          <w:id w:val="-1217887589"/>
+          <w:placeholder>
+            <w:docPart w:val="DefaultPlaceholder_-1854013440"/>
+          </w:placeholder>
+          <w:dataBinding w:prefixMappings="xmlns:ns0='urn:microsoft-dynamics-nav/reports/Vendor_Contract/53751/'" w:xpath="/ns0:NavWordReportXmlPart[1]/ns0:Vendor_Contract[1]/ns0:Delivery_Location[1]" w:storeItemID="{08D28C89-14E3-4377-ADB6-0070883318FA}"/>
+          <w:text/>
+          <w:alias w:val="#Nav: /Vendor_Contract/Delivery_Location"/>
+          <w:tag w:val="#Nav: Vendor_Contract/53751"/>
+        </w:sdtPr>
+        <w:sdtContent>
+          <w:proofErr w:type="spellStart"/>
+          <w:r>
+            <w:rPr>
+              <w:b w:val="0"/>
+              <w:bCs w:val="0"/>
+            </w:rPr>
+            <w:t>Delivery_Location</w:t>
+          </w:r>
+          <w:proofErr w:type="spellEnd"/>
+        </w:sdtContent>
+      </w:sdt>
     </w:p>
     <w:p>
       <w:pPr>
@@ -653,115 +697,203 @@
       <w:r>
         <w:t xml:space="preserve">Advance Payment: </w:t>
       </w:r>
-      <w:r>
-        <w:rPr>
-          <w:b w:val="0"/>
-          <w:bCs w:val="0"/>
-        </w:rPr>
-        <w:t>__% upon signing</w:t>
-      </w:r>
-    </w:p>
-    <w:p>
-      <w:pPr>
-        <w:numPr>
-          <w:ilvl w:val="1"/>
-          <w:numId w:val="3"/>
-        </w:numPr>
-        <w:jc w:val="both"/>
-        <w:rPr>
-          <w:b w:val="0"/>
-          <w:bCs w:val="0"/>
-        </w:rPr>
-      </w:pPr>
-      <w:r>
-        <w:t xml:space="preserve">Interim Payment: </w:t>
-      </w:r>
-      <w:r>
-        <w:rPr>
-          <w:b w:val="0"/>
-          <w:bCs w:val="0"/>
-        </w:rPr>
-        <w:t>__% upon [milestone]</w:t>
-      </w:r>
-    </w:p>
-    <w:p>
-      <w:pPr>
-        <w:numPr>
-          <w:ilvl w:val="1"/>
-          <w:numId w:val="3"/>
-        </w:numPr>
-        <w:jc w:val="both"/>
-        <w:rPr>
-          <w:b w:val="0"/>
-          <w:bCs w:val="0"/>
-        </w:rPr>
-      </w:pPr>
-      <w:r>
-        <w:t xml:space="preserve">Final </w:t>
-      </w:r>
-      <w:r>
-        <w:t>Payment:</w:t>
-      </w:r>
-      <w:r>
-        <w:rPr>
-          <w:b w:val="0"/>
-          <w:bCs w:val="0"/>
-        </w:rPr>
-        <w:t xml:space="preserve"> __% upon completion &amp; approval</w:t>
-      </w:r>
-    </w:p>
-    <w:p>
-      <w:pPr>
-        <w:numPr>
-          <w:ilvl w:val="0"/>
-          <w:numId w:val="3"/>
-        </w:numPr>
-        <w:jc w:val="both"/>
-        <w:rPr>
-          <w:b w:val="0"/>
-          <w:bCs w:val="0"/>
-        </w:rPr>
-      </w:pPr>
-      <w:r>
-        <w:t xml:space="preserve">VAT: </w:t>
-      </w:r>
-      <w:r>
-        <w:rPr>
-          <w:b w:val="0"/>
-          <w:bCs w:val="0"/>
-        </w:rPr>
-        <w:t>As per UAE laws (currently 5%)</w:t>
-      </w:r>
-    </w:p>
-    <w:p>
-      <w:pPr>
-        <w:numPr>
-          <w:ilvl w:val="0"/>
-          <w:numId w:val="3"/>
-        </w:numPr>
-        <w:jc w:val="both"/>
-        <w:rPr>
-          <w:b w:val="0"/>
-          <w:bCs w:val="0"/>
-        </w:rPr>
-      </w:pPr>
-      <w:r>
-        <w:lastRenderedPageBreak/>
-        <w:t xml:space="preserve">Payment Method: </w:t>
-      </w:r>
       <w:sdt>
         <w:sdtPr>
           <w:rPr>
             <w:b w:val="0"/>
             <w:bCs w:val="0"/>
           </w:rPr>
-          <w:alias w:val="#Nav: /Vendor_Contract/PaymentMethod"/>
-          <w:tag w:val="#Nav: Vendor_Contract/53751"/>
-          <w:id w:val="1892916356"/>
+          <w:id w:val="1412971333"/>
           <w:placeholder>
             <w:docPart w:val="DefaultPlaceholder_-1854013440"/>
           </w:placeholder>
-          <w:dataBinding w:prefixMappings="xmlns:ns0='urn:microsoft-dynamics-nav/reports/Vendor_Contract/53751/'" w:xpath="/ns0:NavWordReportXmlPart[1]/ns0:Vendor_Contract[1]/ns0:PaymentMethod[1]" w:storeItemID="{08D28C89-14E3-4377-ADB6-0070883318FA}"/>
+          <w:dataBinding w:prefixMappings="xmlns:ns0='urn:microsoft-dynamics-nav/reports/Vendor_Contract/53751/'" w:xpath="/ns0:NavWordReportXmlPart[1]/ns0:Vendor_Contract[1]/ns0:Advance_Payment[1]" w:storeItemID="{08D28C89-14E3-4377-ADB6-0070883318FA}"/>
+          <w:text/>
+          <w:alias w:val="#Nav: /Vendor_Contract/Advance_Payment"/>
+          <w:tag w:val="#Nav: Vendor_Contract/53751"/>
+        </w:sdtPr>
+        <w:sdtContent>
+          <w:proofErr w:type="spellStart"/>
+          <w:r>
+            <w:rPr>
+              <w:b w:val="0"/>
+              <w:bCs w:val="0"/>
+            </w:rPr>
+            <w:t>Advance_Payment</w:t>
+          </w:r>
+          <w:proofErr w:type="spellEnd"/>
+        </w:sdtContent>
+      </w:sdt>
+      <w:r>
+        <w:rPr>
+          <w:b w:val="0"/>
+          <w:bCs w:val="0"/>
+        </w:rPr>
+        <w:t>% upon signing</w:t>
+      </w:r>
+    </w:p>
+    <w:p>
+      <w:pPr>
+        <w:numPr>
+          <w:ilvl w:val="1"/>
+          <w:numId w:val="3"/>
+        </w:numPr>
+        <w:jc w:val="both"/>
+        <w:rPr>
+          <w:b w:val="0"/>
+          <w:bCs w:val="0"/>
+        </w:rPr>
+      </w:pPr>
+      <w:r>
+        <w:t xml:space="preserve">Interim Payment: </w:t>
+      </w:r>
+      <w:sdt>
+        <w:sdtPr>
+          <w:rPr>
+            <w:b w:val="0"/>
+            <w:bCs w:val="0"/>
+          </w:rPr>
+          <w:id w:val="-600949480"/>
+          <w:placeholder>
+            <w:docPart w:val="DefaultPlaceholder_-1854013440"/>
+          </w:placeholder>
+          <w:dataBinding w:prefixMappings="xmlns:ns0='urn:microsoft-dynamics-nav/reports/Vendor_Contract/53751/'" w:xpath="/ns0:NavWordReportXmlPart[1]/ns0:Vendor_Contract[1]/ns0:Interim_Payment[1]" w:storeItemID="{08D28C89-14E3-4377-ADB6-0070883318FA}"/>
+          <w:text/>
+          <w:alias w:val="#Nav: /Vendor_Contract/Interim_Payment"/>
+          <w:tag w:val="#Nav: Vendor_Contract/53751"/>
+        </w:sdtPr>
+        <w:sdtContent>
+          <w:proofErr w:type="spellStart"/>
+          <w:r>
+            <w:rPr>
+              <w:b w:val="0"/>
+              <w:bCs w:val="0"/>
+            </w:rPr>
+            <w:t>Interim_Payment</w:t>
+          </w:r>
+          <w:proofErr w:type="spellEnd"/>
+        </w:sdtContent>
+      </w:sdt>
+      <w:r>
+        <w:rPr>
+          <w:b w:val="0"/>
+          <w:bCs w:val="0"/>
+        </w:rPr>
+        <w:t>% upon [milestone]</w:t>
+      </w:r>
+    </w:p>
+    <w:p>
+      <w:pPr>
+        <w:numPr>
+          <w:ilvl w:val="1"/>
+          <w:numId w:val="3"/>
+        </w:numPr>
+        <w:jc w:val="both"/>
+        <w:rPr>
+          <w:b w:val="0"/>
+          <w:bCs w:val="0"/>
+        </w:rPr>
+      </w:pPr>
+      <w:r>
+        <w:t xml:space="preserve">Final </w:t>
+      </w:r>
+      <w:r>
+        <w:t>Payment:</w:t>
+      </w:r>
+      <w:r>
+        <w:rPr>
+          <w:b w:val="0"/>
+          <w:bCs w:val="0"/>
+        </w:rPr>
+        <w:t xml:space="preserve"> </w:t>
+      </w:r>
+      <w:sdt>
+        <w:sdtPr>
+          <w:rPr>
+            <w:b w:val="0"/>
+            <w:bCs w:val="0"/>
+          </w:rPr>
+          <w:id w:val="630598905"/>
+          <w:placeholder>
+            <w:docPart w:val="DefaultPlaceholder_-1854013440"/>
+          </w:placeholder>
+          <w:dataBinding w:prefixMappings="xmlns:ns0='urn:microsoft-dynamics-nav/reports/Vendor_Contract/53751/'" w:xpath="/ns0:NavWordReportXmlPart[1]/ns0:Vendor_Contract[1]/ns0:Final_Payment[1]" w:storeItemID="{08D28C89-14E3-4377-ADB6-0070883318FA}"/>
+          <w:text/>
+          <w:alias w:val="#Nav: /Vendor_Contract/Final_Payment"/>
+          <w:tag w:val="#Nav: Vendor_Contract/53751"/>
+        </w:sdtPr>
+        <w:sdtContent>
+          <w:proofErr w:type="spellStart"/>
+          <w:r>
+            <w:rPr>
+              <w:b w:val="0"/>
+              <w:bCs w:val="0"/>
+            </w:rPr>
+            <w:t>Final_Payment</w:t>
+          </w:r>
+          <w:proofErr w:type="spellEnd"/>
+        </w:sdtContent>
+      </w:sdt>
+      <w:r>
+        <w:rPr>
+          <w:b w:val="0"/>
+          <w:bCs w:val="0"/>
+        </w:rPr>
+        <w:t>% upon completion &amp; approval</w:t>
+      </w:r>
+    </w:p>
+    <w:p>
+      <w:pPr>
+        <w:numPr>
+          <w:ilvl w:val="0"/>
+          <w:numId w:val="3"/>
+        </w:numPr>
+        <w:jc w:val="both"/>
+        <w:rPr>
+          <w:b w:val="0"/>
+          <w:bCs w:val="0"/>
+        </w:rPr>
+      </w:pPr>
+      <w:r>
+        <w:t xml:space="preserve">VAT: </w:t>
+      </w:r>
+      <w:r>
+        <w:rPr>
+          <w:b w:val="0"/>
+          <w:bCs w:val="0"/>
+        </w:rPr>
+        <w:t>As per UAE laws (currently 5%)</w:t>
+      </w:r>
+    </w:p>
+    <w:p>
+      <w:pPr>
+        <w:numPr>
+          <w:ilvl w:val="0"/>
+          <w:numId w:val="3"/>
+        </w:numPr>
+        <w:jc w:val="both"/>
+        <w:rPr>
+          <w:b w:val="0"/>
+          <w:bCs w:val="0"/>
+        </w:rPr>
+      </w:pPr>
+      <w:r>
+        <w:lastRenderedPageBreak/>
+        <w:t xml:space="preserve">Payment Method: </w:t>
+      </w:r>
+      <w:sdt>
+        <w:sdtPr>
+          <w:rPr>
+            <w:b w:val="0"/>
+            <w:bCs w:val="0"/>
+          </w:rPr>
+          <w:alias w:val="#Nav: /Vendor_Contract/Payment_Method"/>
+          <w:tag w:val="#Nav: Vendor_Contract/53751"/>
+          <w:id w:val="2125033720"/>
+          <w:placeholder>
+            <w:docPart w:val="DefaultPlaceholder_-1854013440"/>
+          </w:placeholder>
+          <w:dataBinding w:prefixMappings="xmlns:ns0='urn:microsoft-dynamics-nav/reports/Vendor_Contract/53751/'" w:xpath="/ns0:NavWordReportXmlPart[1]/ns0:Vendor_Contract[1]/ns0:Payment_Method[1]" w:storeItemID="{08D28C89-14E3-4377-ADB6-0070883318FA}"/>
           <w:text/>
         </w:sdtPr>
         <w:sdtContent>
@@ -771,7 +903,7 @@
               <w:b w:val="0"/>
               <w:bCs w:val="0"/>
             </w:rPr>
-            <w:t>PaymentMethod</w:t>
+            <w:t>Payment_Method</w:t>
           </w:r>
           <w:proofErr w:type="spellEnd"/>
         </w:sdtContent>
@@ -811,13 +943,13 @@
     </w:p>
     <w:sdt>
       <w:sdtPr>
-        <w:alias w:val="#Nav: /Vendor_Contract/UAERegulatoryRequiements"/>
+        <w:alias w:val="#Nav: /Vendor_Contract/UAE_Compliance_Requirements"/>
         <w:tag w:val="#Nav: Vendor_Contract/53751"/>
-        <w:id w:val="-1788041400"/>
+        <w:id w:val="363027104"/>
         <w:placeholder>
           <w:docPart w:val="DefaultPlaceholder_-1854013440"/>
         </w:placeholder>
-        <w:dataBinding w:prefixMappings="xmlns:ns0='urn:microsoft-dynamics-nav/reports/Vendor_Contract/53751/'" w:xpath="/ns0:NavWordReportXmlPart[1]/ns0:Vendor_Contract[1]/ns0:UAERegulatoryRequiements[1]" w:storeItemID="{08D28C89-14E3-4377-ADB6-0070883318FA}"/>
+        <w:dataBinding w:prefixMappings="xmlns:ns0='urn:microsoft-dynamics-nav/reports/Vendor_Contract/53751/'" w:xpath="/ns0:NavWordReportXmlPart[1]/ns0:Vendor_Contract[1]/ns0:UAE_Compliance_Requirements[1]" w:storeItemID="{08D28C89-14E3-4377-ADB6-0070883318FA}"/>
         <w:text/>
       </w:sdtPr>
       <w:sdtContent>
@@ -831,7 +963,7 @@
           </w:pPr>
           <w:proofErr w:type="spellStart"/>
           <w:r>
-            <w:t>UAERegulatoryRequiements</w:t>
+            <w:t>UAE_Compliance_Requirements</w:t>
           </w:r>
           <w:proofErr w:type="spellEnd"/>
         </w:p>
@@ -839,13 +971,13 @@
     </w:sdt>
     <w:sdt>
       <w:sdtPr>
-        <w:alias w:val="#Nav: /Vendor_Contract/IndustryStandards"/>
+        <w:alias w:val="#Nav: /Vendor_Contract/Industry_Standards"/>
         <w:tag w:val="#Nav: Vendor_Contract/53751"/>
-        <w:id w:val="1311288513"/>
+        <w:id w:val="-346946193"/>
         <w:placeholder>
           <w:docPart w:val="DefaultPlaceholder_-1854013440"/>
         </w:placeholder>
-        <w:dataBinding w:prefixMappings="xmlns:ns0='urn:microsoft-dynamics-nav/reports/Vendor_Contract/53751/'" w:xpath="/ns0:NavWordReportXmlPart[1]/ns0:Vendor_Contract[1]/ns0:IndustryStandards[1]" w:storeItemID="{08D28C89-14E3-4377-ADB6-0070883318FA}"/>
+        <w:dataBinding w:prefixMappings="xmlns:ns0='urn:microsoft-dynamics-nav/reports/Vendor_Contract/53751/'" w:xpath="/ns0:NavWordReportXmlPart[1]/ns0:Vendor_Contract[1]/ns0:Industry_Standards[1]" w:storeItemID="{08D28C89-14E3-4377-ADB6-0070883318FA}"/>
         <w:text/>
       </w:sdtPr>
       <w:sdtContent>
@@ -859,7 +991,7 @@
           </w:pPr>
           <w:proofErr w:type="spellStart"/>
           <w:r>
-            <w:t>IndustryStandards</w:t>
+            <w:t>Industry_Standards</w:t>
           </w:r>
           <w:proofErr w:type="spellEnd"/>
         </w:p>
@@ -968,8 +1100,36 @@
         </w:rPr>
         <w:t xml:space="preserve">The Vendor shall provide a warranty period of </w:t>
       </w:r>
-      <w:r>
-        <w:t xml:space="preserve">[X months/years] </w:t>
+      <w:sdt>
+        <w:sdtPr>
+          <w:id w:val="-1628469518"/>
+          <w:placeholder>
+            <w:docPart w:val="DefaultPlaceholder_-1854013440"/>
+          </w:placeholder>
+          <w:dataBinding w:prefixMappings="xmlns:ns0='urn:microsoft-dynamics-nav/reports/Vendor_Contract/53751/'" w:xpath="/ns0:NavWordReportXmlPart[1]/ns0:Vendor_Contract[1]/ns0:Warranty_Period__Months_[1]" w:storeItemID="{08D28C89-14E3-4377-ADB6-0070883318FA}"/>
+          <w:text/>
+          <w:alias w:val="#Nav: /Vendor_Contract/Warranty_Period__Months_"/>
+          <w:tag w:val="#Nav: Vendor_Contract/53751"/>
+        </w:sdtPr>
+        <w:sdtContent>
+          <w:proofErr w:type="spellStart"/>
+          <w:r>
+            <w:t>Warranty_Period__Months</w:t>
+          </w:r>
+          <w:proofErr w:type="spellEnd"/>
+          <w:r>
+            <w:t>_</w:t>
+          </w:r>
+        </w:sdtContent>
+      </w:sdt>
+      <w:r>
+        <w:t xml:space="preserve"> </w:t>
+      </w:r>
+      <w:r>
+        <w:t xml:space="preserve">  </w:t>
+      </w:r>
+      <w:r>
+        <w:t xml:space="preserve">months </w:t>
       </w:r>
       <w:r>
         <w:rPr>
@@ -1237,19 +1397,27 @@
       </w:r>
       <w:sdt>
         <w:sdtPr>
-          <w:alias w:val="#Nav: /Vendor_Contract/DisputeResolution"/>
+          <w:rPr>
+            <w:b w:val="0"/>
+            <w:bCs w:val="0"/>
+          </w:rPr>
+          <w:alias w:val="#Nav: /Vendor_Contract/Dispute_Resolution"/>
           <w:tag w:val="#Nav: Vendor_Contract/53751"/>
-          <w:id w:val="1295797872"/>
+          <w:id w:val="-1419627352"/>
           <w:placeholder>
             <w:docPart w:val="DefaultPlaceholder_-1854013440"/>
           </w:placeholder>
-          <w:dataBinding w:prefixMappings="xmlns:ns0='urn:microsoft-dynamics-nav/reports/Vendor_Contract/53751/'" w:xpath="/ns0:NavWordReportXmlPart[1]/ns0:Vendor_Contract[1]/ns0:DisputeResolution[1]" w:storeItemID="{08D28C89-14E3-4377-ADB6-0070883318FA}"/>
+          <w:dataBinding w:prefixMappings="xmlns:ns0='urn:microsoft-dynamics-nav/reports/Vendor_Contract/53751/'" w:xpath="/ns0:NavWordReportXmlPart[1]/ns0:Vendor_Contract[1]/ns0:Dispute_Resolution[1]" w:storeItemID="{08D28C89-14E3-4377-ADB6-0070883318FA}"/>
           <w:text/>
         </w:sdtPr>
         <w:sdtContent>
           <w:proofErr w:type="spellStart"/>
           <w:r>
-            <w:t>DisputeResolution</w:t>
+            <w:rPr>
+              <w:b w:val="0"/>
+              <w:bCs w:val="0"/>
+            </w:rPr>
+            <w:t>Dispute_Resolution</w:t>
           </w:r>
           <w:proofErr w:type="spellEnd"/>
         </w:sdtContent>
@@ -1513,14 +1681,17 @@
     <w:p/>
     <w:p/>
     <w:p/>
-    <w:p>
-      <w:pPr>
-        <w:rPr>
-          <w:b w:val="0"/>
-          <w:bCs w:val="0"/>
-        </w:rPr>
-      </w:pPr>
-      <w:r>
+    <w:p/>
+    <w:p/>
+    <w:p>
+      <w:pPr>
+        <w:rPr>
+          <w:b w:val="0"/>
+          <w:bCs w:val="0"/>
+        </w:rPr>
+      </w:pPr>
+      <w:r>
+        <w:lastRenderedPageBreak/>
         <w:t>APPENDIX A – SCOPE OF WORK &amp; SPECIFICATIONS</w:t>
       </w:r>
     </w:p>
@@ -1531,14 +1702,33 @@
           <w:bCs w:val="0"/>
         </w:rPr>
       </w:pPr>
-      <w:r>
-        <w:rPr>
-          <w:b w:val="0"/>
-          <w:bCs w:val="0"/>
-        </w:rPr>
-        <w:lastRenderedPageBreak/>
-        <w:t>[Detailed description of goods/services, quantities, technical specifications, drawings, etc.]</w:t>
-      </w:r>
+      <w:sdt>
+        <w:sdtPr>
+          <w:rPr>
+            <w:b w:val="0"/>
+            <w:bCs w:val="0"/>
+          </w:rPr>
+          <w:alias w:val="#Nav: /Vendor_Contract/Work_Scope"/>
+          <w:tag w:val="#Nav: Vendor_Contract/53751"/>
+          <w:id w:val="-1311009657"/>
+          <w:placeholder>
+            <w:docPart w:val="DefaultPlaceholder_-1854013440"/>
+          </w:placeholder>
+          <w:dataBinding w:prefixMappings="xmlns:ns0='urn:microsoft-dynamics-nav/reports/Vendor_Contract/53751/'" w:xpath="/ns0:NavWordReportXmlPart[1]/ns0:Vendor_Contract[1]/ns0:Work_Scope[1]" w:storeItemID="{08D28C89-14E3-4377-ADB6-0070883318FA}"/>
+          <w:text/>
+        </w:sdtPr>
+        <w:sdtContent>
+          <w:proofErr w:type="spellStart"/>
+          <w:r>
+            <w:rPr>
+              <w:b w:val="0"/>
+              <w:bCs w:val="0"/>
+            </w:rPr>
+            <w:t>Work_Scope</w:t>
+          </w:r>
+          <w:proofErr w:type="spellEnd"/>
+        </w:sdtContent>
+      </w:sdt>
     </w:p>
     <w:p>
       <w:pPr>
@@ -4287,9 +4477,11 @@
     <w:rsid w:val="002C2E09"/>
     <w:rsid w:val="00421D02"/>
     <w:rsid w:val="004844FC"/>
+    <w:rsid w:val="004C2C01"/>
     <w:rsid w:val="0052082E"/>
     <w:rsid w:val="006C1F97"/>
     <w:rsid w:val="0072754F"/>
+    <w:rsid w:val="00897112"/>
     <w:rsid w:val="008E4622"/>
     <w:rsid w:val="009F3DA1"/>
     <w:rsid w:val="00C7292D"/>
@@ -4299,6 +4491,8 @@
     <w:rsid w:val="00ED2F35"/>
     <w:rsid w:val="00F003B4"/>
     <w:rsid w:val="00F25D45"/>
+    <w:rsid w:val="00F301F5"/>
+    <w:rsid w:val="00F66482"/>
     <w:rsid w:val="00F75911"/>
   </w:rsids>
   <m:mathPr>
@@ -5133,6 +5327,8 @@
  
      < V e n d o r _ C o n t r a c t >   
+         < A d v a n c e _ P a y m e n t > A d v a n c e _ P a y m e n t < / A d v a n c e _ P a y m e n t > + 
          < C o m p a n y A d d r e s s > C o m p a n y A d d r e s s < / C o m p a n y A d d r e s s >   
          < C o m p a n y N a m e > C o m p a n y N a m e < / C o m p a n y N a m e > @@ -5149,15 +5345,23 @@
  
          < D a y > D a y < / D a y >   
-         < D i s p u t e R e s o l u t i o n > D i s p u t e R e s o l u t i o n < / D i s p u t e R e s o l u t i o n > +         < D e l i v e r y _ L o c a t i o n > D e l i v e r y _ L o c a t i o n < / D e l i v e r y _ L o c a t i o n > + 
+         < D e s c r i p t i o n > D e s c r i p t i o n < / D e s c r i p t i o n > + 
+         < D i s p u t e _ R e s o l u t i o n > D i s p u t e _ R e s o l u t i o n < / D i s p u t e _ R e s o l u t i o n > + 
+         < F i n a l _ P a y m e n t > F i n a l _ P a y m e n t < / F i n a l _ P a y m e n t >   
          < I n c o t e r m s > I n c o t e r m s < / I n c o t e r m s >   
-         < I n d u s t r y S t a n d a r d s > I n d u s t r y S t a n d a r d s < / I n d u s t r y S t a n d a r d s > +         < I n d u s t r y _ S t a n d a r d s > I n d u s t r y _ S t a n d a r d s < / I n d u s t r y _ S t a n d a r d s > + 
+         < I n t e r i m _ P a y m e n t > I n t e r i m _ P a y m e n t < / I n t e r i m _ P a y m e n t >   
          < M o n t h > M o n t h < / M o n t h >   
-         < P a y m e n t M e t h o d > P a y m e n t M e t h o d < / P a y m e n t M e t h o d > +         < P a y m e n t _ M e t h o d > P a y m e n t _ M e t h o d < / P a y m e n t _ M e t h o d >   
          < P a y m e n t _ T e r m s > P a y m e n t _ T e r m s < / P a y m e n t _ T e r m s >   
@@ -5167,7 +5371,7 @@
  
          < P r o j e c t N a m e > P r o j e c t N a m e < / P r o j e c t N a m e >   
-         < U A E R e g u l a t o r y R e q u i e m e n t s > U A E R e g u l a t o r y R e q u i e m e n t s < / U A E R e g u l a t o r y R e q u i e m e n t s > +         < U A E _ C o m p l i a n c e _ R e q u i r e m e n t s > U A E _ C o m p l i a n c e _ R e q u i r e m e n t s < / U A E _ C o m p l i a n c e _ R e q u i r e m e n t s >   
          < V e n d o r A d d e s s > V e n d o r A d d e s s < / V e n d o r A d d e s s >   
@@ -5176,6 +5380,10 @@
          < V e n d o r _ I D > V e n d o r _ I D < / V e n d o r _ I D >   
          < V e n d o r _ N a m e > V e n d o r _ N a m e < / V e n d o r _ N a m e > + 
+         < W a r r a n t y _ P e r i o d _ _ M o n t h s _ > W a r r a n t y _ P e r i o d _ _ M o n t h s _ < / W a r r a n t y _ P e r i o d _ _ M o n t h s _ > + 
+         < W o r k _ S c o p e > W o r k _ S c o p e < / W o r k _ S c o p e >   
          < Y e a r > Y e a r < / Y e a r >   

--- a/ReportTemplate/VendorContract.docx
+++ b/ReportTemplate/VendorContract.docx
@@ -9,7 +9,6 @@
       <w:r>
         <w:t>This VENDOR CONTRACT (</w:t>
       </w:r>
-      <w:proofErr w:type="spellStart"/>
       <w:sdt>
         <w:sdtPr>
           <w:alias w:val="#Nav: /Vendor_Contract/Contract_ID"/>
@@ -25,7 +24,6 @@
           <w:r>
             <w:t>Contract_ID</w:t>
           </w:r>
-          <w:proofErr w:type="spellEnd"/>
         </w:sdtContent>
       </w:sdt>
       <w:r>
@@ -37,7 +35,7 @@
           <w:placeholder>
             <w:docPart w:val="DefaultPlaceholder_-1854013440"/>
           </w:placeholder>
-          <w15:dataBinding w:prefixMappings="xmlns:ns0='urn:microsoft-dynamics-nav/reports/Vendor_Contract/53751/' " w:xpath="/ns0:NavWordReportXmlPart[1]/ns0:Vendor_Contract[1]/ns0:Day[1]" w:storeItemID="{08D28C89-14E3-4377-ADB6-0070883318FA}" w16sdtdh:storeItemChecksum="hZVpWQ=="/>
+          <w15:dataBinding w:prefixMappings="xmlns:ns0='urn:microsoft-dynamics-nav/reports/Vendor_Contract/53751/' " w:xpath="/ns0:NavWordReportXmlPart[1]/ns0:Vendor_Contract[1]/ns0:Day[1]" w:storeItemID="{08D28C89-14E3-4377-ADB6-0070883318FA}" w16sdtdh:storeItemChecksum="YF7YYQ=="/>
         </w:sdtPr>
         <w:sdtContent>
           <w:r>
@@ -46,15 +44,7 @@
         </w:sdtContent>
       </w:sdt>
       <w:r>
-        <w:t xml:space="preserve"> </w:t>
-      </w:r>
-      <w:proofErr w:type="spellStart"/>
-      <w:r>
-        <w:t>day</w:t>
-      </w:r>
-      <w:proofErr w:type="spellEnd"/>
-      <w:r>
-        <w:t xml:space="preserve"> of </w:t>
+        <w:t xml:space="preserve"> day of </w:t>
       </w:r>
       <w:sdt>
         <w:sdtPr>
@@ -62,7 +52,7 @@
           <w:placeholder>
             <w:docPart w:val="DefaultPlaceholder_-1854013440"/>
           </w:placeholder>
-          <w15:dataBinding w:prefixMappings="xmlns:ns0='urn:microsoft-dynamics-nav/reports/Vendor_Contract/53751/' " w:xpath="/ns0:NavWordReportXmlPart[1]/ns0:Vendor_Contract[1]/ns0:Month[1]" w:storeItemID="{08D28C89-14E3-4377-ADB6-0070883318FA}" w16sdtdh:storeItemChecksum="hZVpWQ=="/>
+          <w15:dataBinding w:prefixMappings="xmlns:ns0='urn:microsoft-dynamics-nav/reports/Vendor_Contract/53751/' " w:xpath="/ns0:NavWordReportXmlPart[1]/ns0:Vendor_Contract[1]/ns0:Month[1]" w:storeItemID="{08D28C89-14E3-4377-ADB6-0070883318FA}" w16sdtdh:storeItemChecksum="YF7YYQ=="/>
         </w:sdtPr>
         <w:sdtContent>
           <w:r>
@@ -79,7 +69,7 @@
           <w:placeholder>
             <w:docPart w:val="DefaultPlaceholder_-1854013440"/>
           </w:placeholder>
-          <w15:dataBinding w:prefixMappings="xmlns:ns0='urn:microsoft-dynamics-nav/reports/Vendor_Contract/53751/' " w:xpath="/ns0:NavWordReportXmlPart[1]/ns0:Vendor_Contract[1]/ns0:Year[1]" w:storeItemID="{08D28C89-14E3-4377-ADB6-0070883318FA}" w16sdtdh:storeItemChecksum="hZVpWQ=="/>
+          <w15:dataBinding w:prefixMappings="xmlns:ns0='urn:microsoft-dynamics-nav/reports/Vendor_Contract/53751/' " w:xpath="/ns0:NavWordReportXmlPart[1]/ns0:Vendor_Contract[1]/ns0:Year[1]" w:storeItemID="{08D28C89-14E3-4377-ADB6-0070883318FA}" w16sdtdh:storeItemChecksum="YF7YYQ=="/>
         </w:sdtPr>
         <w:sdtContent>
           <w:r>
@@ -111,11 +101,9 @@
           <w:text/>
         </w:sdtPr>
         <w:sdtContent>
-          <w:proofErr w:type="spellStart"/>
           <w:r>
             <w:t>CompanyName</w:t>
           </w:r>
-          <w:proofErr w:type="spellEnd"/>
         </w:sdtContent>
       </w:sdt>
       <w:r>
@@ -140,15 +128,16 @@
           <w:text/>
         </w:sdtPr>
         <w:sdtContent>
-          <w:proofErr w:type="spellStart"/>
           <w:r>
             <w:t>CompanyAddress</w:t>
           </w:r>
-          <w:proofErr w:type="spellEnd"/>
         </w:sdtContent>
       </w:sdt>
       <w:r>
         <w:t>,</w:t>
+      </w:r>
+      <w:r>
+        <w:t xml:space="preserve"> UAE</w:t>
       </w:r>
     </w:p>
     <w:p>
@@ -179,11 +168,9 @@
           <w:text/>
         </w:sdtPr>
         <w:sdtContent>
-          <w:proofErr w:type="spellStart"/>
           <w:r>
             <w:t>Vendor_Name</w:t>
           </w:r>
-          <w:proofErr w:type="spellEnd"/>
         </w:sdtContent>
       </w:sdt>
       <w:r>
@@ -208,11 +195,9 @@
           <w:text/>
         </w:sdtPr>
         <w:sdtContent>
-          <w:proofErr w:type="spellStart"/>
           <w:r>
             <w:t>VendorCountry</w:t>
           </w:r>
-          <w:proofErr w:type="spellEnd"/>
         </w:sdtContent>
       </w:sdt>
       <w:r>
@@ -237,11 +222,9 @@
           <w:text/>
         </w:sdtPr>
         <w:sdtContent>
-          <w:proofErr w:type="spellStart"/>
           <w:r>
             <w:t>VendorAddess</w:t>
           </w:r>
-          <w:proofErr w:type="spellEnd"/>
         </w:sdtContent>
       </w:sdt>
       <w:r>
@@ -281,11 +264,9 @@
           <w:text/>
         </w:sdtPr>
         <w:sdtContent>
-          <w:proofErr w:type="spellStart"/>
           <w:r>
             <w:t>ProjectName</w:t>
           </w:r>
-          <w:proofErr w:type="spellEnd"/>
         </w:sdtContent>
       </w:sdt>
       <w:r>
@@ -313,11 +294,9 @@
           <w:text/>
         </w:sdtPr>
         <w:sdtContent>
-          <w:proofErr w:type="spellStart"/>
           <w:r>
             <w:t>ProjectLocation</w:t>
           </w:r>
-          <w:proofErr w:type="spellEnd"/>
         </w:sdtContent>
       </w:sdt>
       <w:r>
@@ -411,14 +390,14 @@
       </w:r>
       <w:sdt>
         <w:sdtPr>
+          <w:alias w:val="#Nav: /Vendor_Contract/Description"/>
+          <w:tag w:val="#Nav: Vendor_Contract/53751"/>
           <w:id w:val="-880554077"/>
           <w:placeholder>
             <w:docPart w:val="DefaultPlaceholder_-1854013440"/>
           </w:placeholder>
           <w:dataBinding w:prefixMappings="xmlns:ns0='urn:microsoft-dynamics-nav/reports/Vendor_Contract/53751/'" w:xpath="/ns0:NavWordReportXmlPart[1]/ns0:Vendor_Contract[1]/ns0:Description[1]" w:storeItemID="{08D28C89-14E3-4377-ADB6-0070883318FA}"/>
           <w:text/>
-          <w:alias w:val="#Nav: /Vendor_Contract/Description"/>
-          <w:tag w:val="#Nav: Vendor_Contract/53751"/>
         </w:sdtPr>
         <w:sdtContent>
           <w:r>
@@ -480,17 +459,16 @@
             <w:b w:val="0"/>
             <w:bCs w:val="0"/>
           </w:rPr>
+          <w:alias w:val="#Nav: /Vendor_Contract/Delivery_Location"/>
+          <w:tag w:val="#Nav: Vendor_Contract/53751"/>
           <w:id w:val="-1217887589"/>
           <w:placeholder>
             <w:docPart w:val="DefaultPlaceholder_-1854013440"/>
           </w:placeholder>
           <w:dataBinding w:prefixMappings="xmlns:ns0='urn:microsoft-dynamics-nav/reports/Vendor_Contract/53751/'" w:xpath="/ns0:NavWordReportXmlPart[1]/ns0:Vendor_Contract[1]/ns0:Delivery_Location[1]" w:storeItemID="{08D28C89-14E3-4377-ADB6-0070883318FA}"/>
           <w:text/>
-          <w:alias w:val="#Nav: /Vendor_Contract/Delivery_Location"/>
-          <w:tag w:val="#Nav: Vendor_Contract/53751"/>
         </w:sdtPr>
         <w:sdtContent>
-          <w:proofErr w:type="spellStart"/>
           <w:r>
             <w:rPr>
               <w:b w:val="0"/>
@@ -498,7 +476,6 @@
             </w:rPr>
             <w:t>Delivery_Location</w:t>
           </w:r>
-          <w:proofErr w:type="spellEnd"/>
         </w:sdtContent>
       </w:sdt>
     </w:p>
@@ -513,13 +490,31 @@
       <w:r>
         <w:t xml:space="preserve">Delivery Date: </w:t>
       </w:r>
-      <w:r>
-        <w:rPr>
-          <w:b w:val="0"/>
-          <w:bCs w:val="0"/>
-        </w:rPr>
-        <w:t>Specify deadline or phased delivery schedule</w:t>
-      </w:r>
+      <w:sdt>
+        <w:sdtPr>
+          <w:rPr>
+            <w:b w:val="0"/>
+            <w:bCs w:val="0"/>
+          </w:rPr>
+          <w:alias w:val="#Nav: /Vendor_Contract/Delivery_Date"/>
+          <w:tag w:val="#Nav: Vendor_Contract/53751"/>
+          <w:id w:val="-884412642"/>
+          <w:placeholder>
+            <w:docPart w:val="DefaultPlaceholder_-1854013440"/>
+          </w:placeholder>
+          <w:dataBinding w:prefixMappings="xmlns:ns0='urn:microsoft-dynamics-nav/reports/Vendor_Contract/53751/'" w:xpath="/ns0:NavWordReportXmlPart[1]/ns0:Vendor_Contract[1]/ns0:Delivery_Date[1]" w:storeItemID="{08D28C89-14E3-4377-ADB6-0070883318FA}"/>
+          <w:text/>
+        </w:sdtPr>
+        <w:sdtContent>
+          <w:r>
+            <w:rPr>
+              <w:b w:val="0"/>
+              <w:bCs w:val="0"/>
+            </w:rPr>
+            <w:t>Delivery_Date</w:t>
+          </w:r>
+        </w:sdtContent>
+      </w:sdt>
     </w:p>
     <w:p>
       <w:pPr>
@@ -589,7 +584,6 @@
           <w:text/>
         </w:sdtPr>
         <w:sdtContent>
-          <w:proofErr w:type="spellStart"/>
           <w:r>
             <w:rPr>
               <w:b w:val="0"/>
@@ -597,7 +591,6 @@
             </w:rPr>
             <w:t>PenaltyClauses</w:t>
           </w:r>
-          <w:proofErr w:type="spellEnd"/>
         </w:sdtContent>
       </w:sdt>
     </w:p>
@@ -651,7 +644,6 @@
           <w:text/>
         </w:sdtPr>
         <w:sdtContent>
-          <w:proofErr w:type="spellStart"/>
           <w:r>
             <w:rPr>
               <w:b w:val="0"/>
@@ -659,7 +651,6 @@
             </w:rPr>
             <w:t>Contract_Amount</w:t>
           </w:r>
-          <w:proofErr w:type="spellEnd"/>
         </w:sdtContent>
       </w:sdt>
       <w:r>
@@ -703,17 +694,16 @@
             <w:b w:val="0"/>
             <w:bCs w:val="0"/>
           </w:rPr>
+          <w:alias w:val="#Nav: /Vendor_Contract/Advance_Payment"/>
+          <w:tag w:val="#Nav: Vendor_Contract/53751"/>
           <w:id w:val="1412971333"/>
           <w:placeholder>
             <w:docPart w:val="DefaultPlaceholder_-1854013440"/>
           </w:placeholder>
           <w:dataBinding w:prefixMappings="xmlns:ns0='urn:microsoft-dynamics-nav/reports/Vendor_Contract/53751/'" w:xpath="/ns0:NavWordReportXmlPart[1]/ns0:Vendor_Contract[1]/ns0:Advance_Payment[1]" w:storeItemID="{08D28C89-14E3-4377-ADB6-0070883318FA}"/>
           <w:text/>
-          <w:alias w:val="#Nav: /Vendor_Contract/Advance_Payment"/>
-          <w:tag w:val="#Nav: Vendor_Contract/53751"/>
         </w:sdtPr>
         <w:sdtContent>
-          <w:proofErr w:type="spellStart"/>
           <w:r>
             <w:rPr>
               <w:b w:val="0"/>
@@ -721,7 +711,6 @@
             </w:rPr>
             <w:t>Advance_Payment</w:t>
           </w:r>
-          <w:proofErr w:type="spellEnd"/>
         </w:sdtContent>
       </w:sdt>
       <w:r>
@@ -753,17 +742,16 @@
             <w:b w:val="0"/>
             <w:bCs w:val="0"/>
           </w:rPr>
+          <w:alias w:val="#Nav: /Vendor_Contract/Interim_Payment"/>
+          <w:tag w:val="#Nav: Vendor_Contract/53751"/>
           <w:id w:val="-600949480"/>
           <w:placeholder>
             <w:docPart w:val="DefaultPlaceholder_-1854013440"/>
           </w:placeholder>
           <w:dataBinding w:prefixMappings="xmlns:ns0='urn:microsoft-dynamics-nav/reports/Vendor_Contract/53751/'" w:xpath="/ns0:NavWordReportXmlPart[1]/ns0:Vendor_Contract[1]/ns0:Interim_Payment[1]" w:storeItemID="{08D28C89-14E3-4377-ADB6-0070883318FA}"/>
           <w:text/>
-          <w:alias w:val="#Nav: /Vendor_Contract/Interim_Payment"/>
-          <w:tag w:val="#Nav: Vendor_Contract/53751"/>
         </w:sdtPr>
         <w:sdtContent>
-          <w:proofErr w:type="spellStart"/>
           <w:r>
             <w:rPr>
               <w:b w:val="0"/>
@@ -771,7 +759,6 @@
             </w:rPr>
             <w:t>Interim_Payment</w:t>
           </w:r>
-          <w:proofErr w:type="spellEnd"/>
         </w:sdtContent>
       </w:sdt>
       <w:r>
@@ -813,17 +800,16 @@
             <w:b w:val="0"/>
             <w:bCs w:val="0"/>
           </w:rPr>
+          <w:alias w:val="#Nav: /Vendor_Contract/Final_Payment"/>
+          <w:tag w:val="#Nav: Vendor_Contract/53751"/>
           <w:id w:val="630598905"/>
           <w:placeholder>
             <w:docPart w:val="DefaultPlaceholder_-1854013440"/>
           </w:placeholder>
           <w:dataBinding w:prefixMappings="xmlns:ns0='urn:microsoft-dynamics-nav/reports/Vendor_Contract/53751/'" w:xpath="/ns0:NavWordReportXmlPart[1]/ns0:Vendor_Contract[1]/ns0:Final_Payment[1]" w:storeItemID="{08D28C89-14E3-4377-ADB6-0070883318FA}"/>
           <w:text/>
-          <w:alias w:val="#Nav: /Vendor_Contract/Final_Payment"/>
-          <w:tag w:val="#Nav: Vendor_Contract/53751"/>
         </w:sdtPr>
         <w:sdtContent>
-          <w:proofErr w:type="spellStart"/>
           <w:r>
             <w:rPr>
               <w:b w:val="0"/>
@@ -831,7 +817,6 @@
             </w:rPr>
             <w:t>Final_Payment</w:t>
           </w:r>
-          <w:proofErr w:type="spellEnd"/>
         </w:sdtContent>
       </w:sdt>
       <w:r>
@@ -897,7 +882,6 @@
           <w:text/>
         </w:sdtPr>
         <w:sdtContent>
-          <w:proofErr w:type="spellStart"/>
           <w:r>
             <w:rPr>
               <w:b w:val="0"/>
@@ -905,7 +889,6 @@
             </w:rPr>
             <w:t>Payment_Method</w:t>
           </w:r>
-          <w:proofErr w:type="spellEnd"/>
         </w:sdtContent>
       </w:sdt>
     </w:p>
@@ -961,11 +944,9 @@
             </w:numPr>
             <w:jc w:val="both"/>
           </w:pPr>
-          <w:proofErr w:type="spellStart"/>
           <w:r>
             <w:t>UAE_Compliance_Requirements</w:t>
           </w:r>
-          <w:proofErr w:type="spellEnd"/>
         </w:p>
       </w:sdtContent>
     </w:sdt>
@@ -989,11 +970,9 @@
             </w:numPr>
             <w:jc w:val="both"/>
           </w:pPr>
-          <w:proofErr w:type="spellStart"/>
           <w:r>
             <w:t>Industry_Standards</w:t>
           </w:r>
-          <w:proofErr w:type="spellEnd"/>
         </w:p>
       </w:sdtContent>
     </w:sdt>
@@ -1102,23 +1081,18 @@
       </w:r>
       <w:sdt>
         <w:sdtPr>
+          <w:alias w:val="#Nav: /Vendor_Contract/Warranty_Period__Months_"/>
+          <w:tag w:val="#Nav: Vendor_Contract/53751"/>
           <w:id w:val="-1628469518"/>
           <w:placeholder>
             <w:docPart w:val="DefaultPlaceholder_-1854013440"/>
           </w:placeholder>
           <w:dataBinding w:prefixMappings="xmlns:ns0='urn:microsoft-dynamics-nav/reports/Vendor_Contract/53751/'" w:xpath="/ns0:NavWordReportXmlPart[1]/ns0:Vendor_Contract[1]/ns0:Warranty_Period__Months_[1]" w:storeItemID="{08D28C89-14E3-4377-ADB6-0070883318FA}"/>
           <w:text/>
-          <w:alias w:val="#Nav: /Vendor_Contract/Warranty_Period__Months_"/>
-          <w:tag w:val="#Nav: Vendor_Contract/53751"/>
         </w:sdtPr>
         <w:sdtContent>
-          <w:proofErr w:type="spellStart"/>
           <w:r>
-            <w:t>Warranty_Period__Months</w:t>
-          </w:r>
-          <w:proofErr w:type="spellEnd"/>
-          <w:r>
-            <w:t>_</w:t>
+            <w:t>Warranty_Period__Months_</w:t>
           </w:r>
         </w:sdtContent>
       </w:sdt>
@@ -1411,7 +1385,6 @@
           <w:text/>
         </w:sdtPr>
         <w:sdtContent>
-          <w:proofErr w:type="spellStart"/>
           <w:r>
             <w:rPr>
               <w:b w:val="0"/>
@@ -1419,7 +1392,6 @@
             </w:rPr>
             <w:t>Dispute_Resolution</w:t>
           </w:r>
-          <w:proofErr w:type="spellEnd"/>
         </w:sdtContent>
       </w:sdt>
     </w:p>
@@ -1591,11 +1563,9 @@
           <w:text/>
         </w:sdtPr>
         <w:sdtContent>
-          <w:proofErr w:type="spellStart"/>
           <w:r>
             <w:t>CompanyName</w:t>
           </w:r>
-          <w:proofErr w:type="spellEnd"/>
         </w:sdtContent>
       </w:sdt>
     </w:p>
@@ -1639,11 +1609,9 @@
           <w:text/>
         </w:sdtPr>
         <w:sdtContent>
-          <w:proofErr w:type="spellStart"/>
           <w:r>
             <w:t>Vendor_Name</w:t>
           </w:r>
-          <w:proofErr w:type="spellEnd"/>
         </w:sdtContent>
       </w:sdt>
     </w:p>
@@ -1718,7 +1686,6 @@
           <w:text/>
         </w:sdtPr>
         <w:sdtContent>
-          <w:proofErr w:type="spellStart"/>
           <w:r>
             <w:rPr>
               <w:b w:val="0"/>
@@ -1726,7 +1693,6 @@
             </w:rPr>
             <w:t>Work_Scope</w:t>
           </w:r>
-          <w:proofErr w:type="spellEnd"/>
         </w:sdtContent>
       </w:sdt>
     </w:p>
@@ -1771,14 +1737,22 @@
       <w:tblPr>
         <w:tblStyle w:val="TableGrid"/>
         <w:tblW w:w="0" w:type="auto"/>
+        <w:tblBorders>
+          <w:top w:val="none" w:color="auto" w:sz="0" w:space="0"/>
+          <w:left w:val="none" w:color="auto" w:sz="0" w:space="0"/>
+          <w:bottom w:val="none" w:color="auto" w:sz="0" w:space="0"/>
+          <w:right w:val="none" w:color="auto" w:sz="0" w:space="0"/>
+          <w:insideH w:val="none" w:color="auto" w:sz="0" w:space="0"/>
+          <w:insideV w:val="none" w:color="auto" w:sz="0" w:space="0"/>
+        </w:tblBorders>
         <w:tblLook w:val="04A0" w:firstRow="1" w:lastRow="0" w:firstColumn="1" w:lastColumn="0" w:noHBand="0" w:noVBand="1"/>
       </w:tblPr>
       <w:tblGrid>
-        <w:gridCol w:w="3483"/>
+        <w:gridCol w:w="3489"/>
         <w:gridCol w:w="1079"/>
-        <w:gridCol w:w="1519"/>
+        <w:gridCol w:w="1522"/>
         <w:gridCol w:w="1478"/>
-        <w:gridCol w:w="1457"/>
+        <w:gridCol w:w="1458"/>
       </w:tblGrid>
       <w:tr>
         <w:tc>
@@ -1956,7 +1930,6 @@
                             <w:szCs w:val="20"/>
                           </w:rPr>
                         </w:pPr>
-                        <w:proofErr w:type="spellStart"/>
                         <w:r>
                           <w:rPr>
                             <w:b w:val="0"/>
@@ -1966,7 +1939,6 @@
                           </w:rPr>
                           <w:t>Item_Description</w:t>
                         </w:r>
-                        <w:proofErr w:type="spellEnd"/>
                       </w:p>
                     </w:tc>
                   </w:sdtContent>
@@ -2040,6 +2012,7 @@
                       </w:tcPr>
                       <w:p>
                         <w:pPr>
+                          <w:jc w:val="center"/>
                           <w:rPr>
                             <w:b w:val="0"/>
                             <w:bCs w:val="0"/>
@@ -2092,7 +2065,6 @@
                             <w:szCs w:val="20"/>
                           </w:rPr>
                         </w:pPr>
-                        <w:proofErr w:type="spellStart"/>
                         <w:r>
                           <w:rPr>
                             <w:b w:val="0"/>
@@ -2102,7 +2074,6 @@
                           </w:rPr>
                           <w:t>Price_Per_Unit</w:t>
                         </w:r>
-                        <w:proofErr w:type="spellEnd"/>
                       </w:p>
                     </w:tc>
                   </w:sdtContent>
@@ -2139,7 +2110,6 @@
                             <w:szCs w:val="20"/>
                           </w:rPr>
                         </w:pPr>
-                        <w:proofErr w:type="spellStart"/>
                         <w:r>
                           <w:rPr>
                             <w:b w:val="0"/>
@@ -2149,7 +2119,6 @@
                           </w:rPr>
                           <w:t>Total_Cost</w:t>
                         </w:r>
-                        <w:proofErr w:type="spellEnd"/>
                       </w:p>
                     </w:tc>
                   </w:sdtContent>
@@ -4453,6 +4422,13 @@
     <w:pitch w:val="variable"/>
     <w:sig w:usb0="E4002EFF" w:usb1="C200247B" w:usb2="00000009" w:usb3="00000000" w:csb0="000001FF" w:csb1="00000000"/>
   </w:font>
+  <w:font w:name="Arial">
+    <w:panose1 w:val="020B0604020202020204"/>
+    <w:charset w:val="00"/>
+    <w:family w:val="swiss"/>
+    <w:pitch w:val="variable"/>
+    <w:sig w:usb0="E0002EFF" w:usb1="C000785B" w:usb2="00000009" w:usb3="00000000" w:csb0="000001FF" w:csb1="00000000"/>
+  </w:font>
 </w:fonts>
 </file>
 
@@ -4472,6 +4448,7 @@
   </w:compat>
   <w:rsids>
     <w:rsidRoot w:val="004844FC"/>
+    <w:rsid w:val="00107367"/>
     <w:rsid w:val="00192E30"/>
     <w:rsid w:val="001E74EA"/>
     <w:rsid w:val="002C2E09"/>
@@ -4481,9 +4458,13 @@
     <w:rsid w:val="0052082E"/>
     <w:rsid w:val="006C1F97"/>
     <w:rsid w:val="0072754F"/>
+    <w:rsid w:val="00885955"/>
     <w:rsid w:val="00897112"/>
     <w:rsid w:val="008E4622"/>
     <w:rsid w:val="009F3DA1"/>
+    <w:rsid w:val="00A351E3"/>
+    <w:rsid w:val="00B41945"/>
+    <w:rsid w:val="00B56DCC"/>
     <w:rsid w:val="00C7292D"/>
     <w:rsid w:val="00D86658"/>
     <w:rsid w:val="00DF5415"/>
@@ -4494,6 +4475,7 @@
     <w:rsid w:val="00F301F5"/>
     <w:rsid w:val="00F66482"/>
     <w:rsid w:val="00F75911"/>
+    <w:rsid w:val="00F97834"/>
   </w:rsids>
   <m:mathPr>
     <m:mathFont m:val="Cambria Math"/>
@@ -4508,7 +4490,7 @@
     <m:intLim m:val="subSup"/>
     <m:naryLim m:val="undOvr"/>
   </m:mathPr>
-  <w:themeFontLang w:val="en-US"/>
+  <w:themeFontLang w:val="en-US" w:bidi="ar-SA"/>
   <w:clrSchemeMapping w:bg1="light1" w:t1="dark1" w:bg2="light2" w:t2="dark2" w:accent1="accent1" w:accent2="accent2" w:accent3="accent3" w:accent4="accent4" w:accent5="accent5" w:accent6="accent6" w:hyperlink="hyperlink" w:followedHyperlink="followedHyperlink"/>
   <w:decimalSymbol w:val="."/>
   <w:listSeparator w:val=","/>
@@ -5259,7 +5241,11 @@
 </a:theme>
 </file>
 
-<file path=customXml/item1.xml>��< ? x m l   v e r s i o n = " 1 . 0 "   e n c o d i n g = " u t f - 1 6 " ? > < N a v W o r d R e p o r t X m l P a r t   x m l n s = " u r n : m i c r o s o f t - d y n a m i c s - n a v / r e p o r t s / V e n d o r _ C o n t r a c t / 5 3 7 5 1 / " > +<file path=customXml/item1.xml><?xml version="1.0" encoding="utf-8"?>
+<b:Sources xmlns:b="http://schemas.openxmlformats.org/officeDocument/2006/bibliography" xmlns="http://schemas.openxmlformats.org/officeDocument/2006/bibliography" SelectedStyle="\APASixthEditionOfficeOnline.xsl" StyleName="APA" Version="6"/>
+</file>
+
+<file path=customXml/item2.xml>��< ? x m l   v e r s i o n = " 1 . 0 "   e n c o d i n g = " u t f - 1 6 " ? > < N a v W o r d R e p o r t X m l P a r t   x m l n s = " u r n : m i c r o s o f t - d y n a m i c s - n a v / r e p o r t s / V e n d o r _ C o n t r a c t / 5 3 7 5 1 / " >   
      < B C R e p o r t I n f o r m a t i o n >   
@@ -5344,6 +5330,8 @@
          < C o n t r a c t _ S t a r t _ D a t e > C o n t r a c t _ S t a r t _ D a t e < / C o n t r a c t _ S t a r t _ D a t e >   
          < D a y > D a y < / D a y > + 
+         < D e l i v e r y _ D a t e > D e l i v e r y _ D a t e < / D e l i v e r y _ D a t e >   
          < D e l i v e r y _ L o c a t i o n > D e l i v e r y _ L o c a t i o n < / D e l i v e r y _ L o c a t i o n >   
@@ -5408,22 +5396,18 @@
  < / N a v W o r d R e p o r t X m l P a r t > 
 </file>
 
-<file path=customXml/item2.xml><?xml version="1.0" encoding="utf-8"?>
-<b:Sources xmlns:b="http://schemas.openxmlformats.org/officeDocument/2006/bibliography" xmlns="http://schemas.openxmlformats.org/officeDocument/2006/bibliography" SelectedStyle="\APASixthEditionOfficeOnline.xsl" StyleName="APA" Version="6"/>
+<file path=customXml/itemProps1.xml><?xml version="1.0" encoding="utf-8"?>
+<ds:datastoreItem xmlns:ds="http://schemas.openxmlformats.org/officeDocument/2006/customXml" ds:itemID="{F5E65CA3-67B9-4A03-A4DC-EA10B6566E8F}">
+  <ds:schemaRefs>
+    <ds:schemaRef ds:uri="http://schemas.openxmlformats.org/officeDocument/2006/bibliography"/>
+  </ds:schemaRefs>
+</ds:datastoreItem>
 </file>
 
-<file path=customXml/itemProps1.xml><?xml version="1.0" encoding="utf-8"?>
+<file path=customXml/itemProps2.xml><?xml version="1.0" encoding="utf-8"?>
 <ds:datastoreItem xmlns:ds="http://schemas.openxmlformats.org/officeDocument/2006/customXml" ds:itemID="{08D28C89-14E3-4377-ADB6-0070883318FA}">
   <ds:schemaRefs>
     <ds:schemaRef ds:uri="urn:microsoft-dynamics-nav/reports/Vendor_Contract/53751/"/>
   </ds:schemaRefs>
 </ds:datastoreItem>
-</file>
-
-<file path=customXml/itemProps2.xml><?xml version="1.0" encoding="utf-8"?>
-<ds:datastoreItem xmlns:ds="http://schemas.openxmlformats.org/officeDocument/2006/customXml" ds:itemID="{F5E65CA3-67B9-4A03-A4DC-EA10B6566E8F}">
-  <ds:schemaRefs>
-    <ds:schemaRef ds:uri="http://schemas.openxmlformats.org/officeDocument/2006/bibliography"/>
-  </ds:schemaRefs>
-</ds:datastoreItem>
 </file>